--- a/resources/dist/sheets/revolutionary-battles-1775-1776-teacher-notes-en.docx
+++ b/resources/dist/sheets/revolutionary-battles-1775-1776-teacher-notes-en.docx
@@ -45,7 +45,7 @@
         </w:rPr>
         <w:t xml:space="preserve">Map: </w:t>
       </w:r>
-      <w:hyperlink w:history="1" r:id="rIdtyrx8ahljewct8noufqeo">
+      <w:hyperlink w:history="1" r:id="rIdb-ld4eu50sdgwytjafem4">
         <w:r>
           <w:rPr>
             <w:color w:val="0A4FA8"/>

--- a/resources/dist/sheets/revolutionary-battles-1775-1776-teacher-notes-en.docx
+++ b/resources/dist/sheets/revolutionary-battles-1775-1776-teacher-notes-en.docx
@@ -45,7 +45,7 @@
         </w:rPr>
         <w:t xml:space="preserve">Map: </w:t>
       </w:r>
-      <w:hyperlink w:history="1" r:id="rIdb-ld4eu50sdgwytjafem4">
+      <w:hyperlink w:history="1" r:id="rIdywckpchuzrc93gnphvady">
         <w:r>
           <w:rPr>
             <w:color w:val="0A4FA8"/>
@@ -85,7 +85,7 @@
         <w:spacing w:after="100"/>
       </w:pPr>
       <w:r>
-        <w:t xml:space="preserve">Open the map and check it loads. Every layer is on except Key Port Cities, which students turn on for question 3. Download the student sheet. Share the map with the Google Classroom button (it shares the map only; attach the sheet separately). No account or login is needed. Sketches are not saved, so students who sketch should finish in one session or take a screenshot. Read the answers on the teacher page and the known issue with the Turning Points layer.</w:t>
+        <w:t xml:space="preserve">Open the map and check it loads. Every layer is on except Key Port Cities, which students turn on for question 3. Download the student sheet. Share the map with the Google Classroom button (it shares the map only; attach the sheet separately). No account or login is needed. Sketches are not saved, so students who sketch should finish in one session or take a screenshot. Read the answers on the teacher page.</w:t>
       </w:r>
     </w:p>
     <w:p>
@@ -158,7 +158,7 @@
         <w:t xml:space="preserve">Notes: </w:t>
       </w:r>
       <w:r>
-        <w:t xml:space="preserve">The Turning Points circle 1 pop-up at the same spot says Victor: Britain, which is wrong (see Known issues); the Battles legend is right.</w:t>
+        <w:t xml:space="preserve">Use the Revolutionary War Battles legend for the result.</w:t>
       </w:r>
     </w:p>
     <w:p>
@@ -611,7 +611,7 @@
         <w:t xml:space="preserve">Where to find it on the map: </w:t>
       </w:r>
       <w:r>
-        <w:t xml:space="preserve">Turning Points circles 4 (Fall of New York City, 1776, Victor: Britain) and 5 (Washington Strikes Back, 1776, Victor: United States); the pop-up's Battle_details text is right, but the layer's Notes field on these circles is wrong until the layer is fixed (see Known issues). Revolutionary War Battles pop-ups: Fort Washington, November 16, 1776, and Fort Lee, November 20, 1776, red = British Victory; Trenton, December 26, 1776, blue = American Victory. Measure tool, New York City to Trenton: about 52 miles (accept 48 to 56).</w:t>
+        <w:t xml:space="preserve">Turning Points circles 4 (Fall of New York City, 1776, Victor: Britain) and 5 (Washington Strikes Back, 1776, Victor: United States); the pop-up's Battle details text tells the story of each. Revolutionary War Battles pop-ups: Fort Washington, November 16, 1776, and Fort Lee, November 20, 1776, red = British Victory; Trenton, December 26, 1776, blue = American Victory. Measure tool, New York City to Trenton: about 52 miles (accept 48 to 56).</w:t>
       </w:r>
     </w:p>
     <w:p>
@@ -1416,7 +1416,7 @@
       <w:pStyle w:val="Credits"/>
     </w:pPr>
     <w:r>
-      <w:t xml:space="preserve">Teacher notes: 1775–1776 Revolutionary Battles, 0.4.0. For teachers.</w:t>
+      <w:t xml:space="preserve">Teacher notes: 1775–1776 Revolutionary Battles, 0.4.1. For teachers.</w:t>
     </w:r>
   </w:p>
 </w:ftr>

--- a/resources/dist/sheets/revolutionary-battles-1775-1776-teacher-notes-en.docx
+++ b/resources/dist/sheets/revolutionary-battles-1775-1776-teacher-notes-en.docx
@@ -45,7 +45,7 @@
         </w:rPr>
         <w:t xml:space="preserve">Map: </w:t>
       </w:r>
-      <w:hyperlink w:history="1" r:id="rIdywckpchuzrc93gnphvady">
+      <w:hyperlink w:history="1" r:id="rId-q26ls8izvrrqyt8jxlsj">
         <w:r>
           <w:rPr>
             <w:color w:val="0A4FA8"/>

--- a/resources/dist/sheets/revolutionary-battles-1775-1776-teacher-notes-en.docx
+++ b/resources/dist/sheets/revolutionary-battles-1775-1776-teacher-notes-en.docx
@@ -45,7 +45,7 @@
         </w:rPr>
         <w:t xml:space="preserve">Map: </w:t>
       </w:r>
-      <w:hyperlink w:history="1" r:id="rId-q26ls8izvrrqyt8jxlsj">
+      <w:hyperlink w:history="1" r:id="rId3-u6qtnrierwn0gowinsw">
         <w:r>
           <w:rPr>
             <w:color w:val="0A4FA8"/>

--- a/resources/dist/sheets/revolutionary-battles-1775-1776-teacher-notes-en.docx
+++ b/resources/dist/sheets/revolutionary-battles-1775-1776-teacher-notes-en.docx
@@ -45,7 +45,7 @@
         </w:rPr>
         <w:t xml:space="preserve">Map: </w:t>
       </w:r>
-      <w:hyperlink w:history="1" r:id="rId3-u6qtnrierwn0gowinsw">
+      <w:hyperlink w:history="1" r:id="rIdecoqydfa3unss3incqrc4">
         <w:r>
           <w:rPr>
             <w:color w:val="0A4FA8"/>

--- a/resources/dist/sheets/revolutionary-battles-1775-1776-teacher-notes-en.docx
+++ b/resources/dist/sheets/revolutionary-battles-1775-1776-teacher-notes-en.docx
@@ -45,7 +45,7 @@
         </w:rPr>
         <w:t xml:space="preserve">Map: </w:t>
       </w:r>
-      <w:hyperlink w:history="1" r:id="rIdecoqydfa3unss3incqrc4">
+      <w:hyperlink w:history="1" r:id="rIdafbave2oqzf5zw7tra3k4">
         <w:r>
           <w:rPr>
             <w:color w:val="0A4FA8"/>

--- a/resources/dist/sheets/revolutionary-battles-1775-1776-teacher-notes-en.docx
+++ b/resources/dist/sheets/revolutionary-battles-1775-1776-teacher-notes-en.docx
@@ -45,7 +45,7 @@
         </w:rPr>
         <w:t xml:space="preserve">Map: </w:t>
       </w:r>
-      <w:hyperlink w:history="1" r:id="rIdafbave2oqzf5zw7tra3k4">
+      <w:hyperlink w:history="1" r:id="rIdle45-f5db6g4dwcfvglkf">
         <w:r>
           <w:rPr>
             <w:color w:val="0A4FA8"/>
@@ -69,7 +69,7 @@
         <w:spacing w:after="100"/>
       </w:pPr>
       <w:r>
-        <w:t xml:space="preserve">Standards: C3 D2.Geo.2.6-8 · C3 D2.His.14.6-8 · TX 8.10(A) · TX 8.10(C) · TX 8.4(C) · FL SS.8.A.3.6</w:t>
+        <w:t xml:space="preserve">Subjects: US History, Geography, Social Studies. Standards: C3 D2.Geo.2.6-8 · C3 D2.His.14.6-8 · TX 8.10(A) · TX 8.10(C) · TX 8.4(C) · FL SS.8.A.3.6</w:t>
       </w:r>
     </w:p>
     <w:p>
@@ -77,6 +77,135 @@
         <w:pStyle w:val="Heading2"/>
       </w:pPr>
       <w:r>
+        <w:t xml:space="preserve">Learning objectives</w:t>
+      </w:r>
+    </w:p>
+    <w:p>
+      <w:pPr>
+        <w:spacing w:after="100"/>
+      </w:pPr>
+      <w:r>
+        <w:t xml:space="preserve">Students will:</w:t>
+      </w:r>
+    </w:p>
+    <w:p>
+      <w:pPr>
+        <w:pStyle w:val="ListParagraph"/>
+        <w:numPr>
+          <w:ilvl w:val="0"/>
+          <w:numId w:val="2"/>
+        </w:numPr>
+        <w:spacing w:after="60"/>
+      </w:pPr>
+      <w:r>
+        <w:t xml:space="preserve">Locate the 21 battles of 1775–1776 on the map and sort them by year, using the pop-up dates and the legend for the winner.</w:t>
+      </w:r>
+    </w:p>
+    <w:p>
+      <w:pPr>
+        <w:pStyle w:val="ListParagraph"/>
+        <w:numPr>
+          <w:ilvl w:val="0"/>
+          <w:numId w:val="2"/>
+        </w:numPr>
+        <w:spacing w:after="60"/>
+      </w:pPr>
+      <w:r>
+        <w:t xml:space="preserve">Measure straight-line distances between Boston, Concord, New York, Philadelphia and Trenton with the Measure tool.</w:t>
+      </w:r>
+    </w:p>
+    <w:p>
+      <w:pPr>
+        <w:pStyle w:val="ListParagraph"/>
+        <w:numPr>
+          <w:ilvl w:val="0"/>
+          <w:numId w:val="2"/>
+        </w:numPr>
+        <w:spacing w:after="60"/>
+      </w:pPr>
+      <w:r>
+        <w:t xml:space="preserve">Identify the major ports between Boston and Charleston from the Key Port Cities layer and the coastline, and explain what a navy based at New York could reach.</w:t>
+      </w:r>
+    </w:p>
+    <w:p>
+      <w:pPr>
+        <w:pStyle w:val="ListParagraph"/>
+        <w:numPr>
+          <w:ilvl w:val="0"/>
+          <w:numId w:val="2"/>
+        </w:numPr>
+        <w:spacing w:after="60"/>
+      </w:pPr>
+      <w:r>
+        <w:t xml:space="preserve">Trace the end of 1776 through the numbered Turning Points and the Fort Washington, Fort Lee and Trenton pop-ups.</w:t>
+      </w:r>
+    </w:p>
+    <w:p>
+      <w:pPr>
+        <w:pStyle w:val="ListParagraph"/>
+        <w:numPr>
+          <w:ilvl w:val="0"/>
+          <w:numId w:val="2"/>
+        </w:numPr>
+        <w:spacing w:after="60"/>
+      </w:pPr>
+      <w:r>
+        <w:t xml:space="preserve">Use evidence from at least two places on the map to explain why the fighting moved from Boston to New York and across New Jersey.</w:t>
+      </w:r>
+    </w:p>
+    <w:p>
+      <w:pPr>
+        <w:pStyle w:val="Heading2"/>
+      </w:pPr>
+      <w:r>
+        <w:t xml:space="preserve">Map skills</w:t>
+      </w:r>
+    </w:p>
+    <w:p>
+      <w:pPr>
+        <w:spacing w:after="100"/>
+      </w:pPr>
+      <w:r>
+        <w:t xml:space="preserve">Using bookmarks to find places, Reading pop-ups, Using a map legend, Measuring distances on a map, Navigating a map, Turning map layers on and off, Sketching on a map.</w:t>
+      </w:r>
+    </w:p>
+    <w:p>
+      <w:pPr>
+        <w:pStyle w:val="Heading2"/>
+      </w:pPr>
+      <w:r>
+        <w:t xml:space="preserve">Ways to run this lesson</w:t>
+      </w:r>
+    </w:p>
+    <w:p>
+      <w:pPr>
+        <w:spacing w:after="100"/>
+      </w:pPr>
+      <w:r>
+        <w:t xml:space="preserve">Front-of-class demonstration · 1:1 devices · Computer lab · Homework or flipped classroom</w:t>
+      </w:r>
+    </w:p>
+    <w:p>
+      <w:pPr>
+        <w:pStyle w:val="Heading2"/>
+      </w:pPr>
+      <w:r>
+        <w:t xml:space="preserve">Materials</w:t>
+      </w:r>
+    </w:p>
+    <w:p>
+      <w:pPr>
+        <w:spacing w:after="100"/>
+      </w:pPr>
+      <w:r>
+        <w:t xml:space="preserve">The lesson includes the MapMaker map, a two-page Word student sheet in English and Spanish, and these teacher notes. Print the sheet or share it digitally; it opens in Word and Google Docs. No account or login is needed.</w:t>
+      </w:r>
+    </w:p>
+    <w:p>
+      <w:pPr>
+        <w:pStyle w:val="Heading2"/>
+      </w:pPr>
+      <w:r>
         <w:t xml:space="preserve">Before class</w:t>
       </w:r>
     </w:p>
@@ -86,6 +215,179 @@
       </w:pPr>
       <w:r>
         <w:t xml:space="preserve">Open the map and check it loads. Every layer is on except Key Port Cities, which students turn on for question 3. Download the student sheet. Share the map with the Google Classroom button (it shares the map only; attach the sheet separately). No account or login is needed. Sketches are not saved, so students who sketch should finish in one session or take a screenshot. Read the answers on the teacher page.</w:t>
+      </w:r>
+    </w:p>
+    <w:p>
+      <w:pPr>
+        <w:pStyle w:val="ListParagraph"/>
+        <w:numPr>
+          <w:ilvl w:val="0"/>
+          <w:numId w:val="2"/>
+        </w:numPr>
+        <w:spacing w:after="60"/>
+      </w:pPr>
+      <w:r>
+        <w:t xml:space="preserve">Preview the map: click through the bookmarks and pop-ups, and look at the legend at the zoom levels the questions use.</w:t>
+      </w:r>
+    </w:p>
+    <w:p>
+      <w:pPr>
+        <w:pStyle w:val="ListParagraph"/>
+        <w:numPr>
+          <w:ilvl w:val="0"/>
+          <w:numId w:val="2"/>
+        </w:numPr>
+        <w:spacing w:after="60"/>
+      </w:pPr>
+      <w:r>
+        <w:t xml:space="preserve">Decide whether students work alone, in pairs or as a whole class.</w:t>
+      </w:r>
+    </w:p>
+    <w:p>
+      <w:pPr>
+        <w:pStyle w:val="ListParagraph"/>
+        <w:numPr>
+          <w:ilvl w:val="0"/>
+          <w:numId w:val="2"/>
+        </w:numPr>
+        <w:spacing w:after="60"/>
+      </w:pPr>
+      <w:r>
+        <w:t xml:space="preserve">Encourage students to look for patterns and make observations, not just find the right answers.</w:t>
+      </w:r>
+    </w:p>
+    <w:p>
+      <w:pPr>
+        <w:pStyle w:val="ListParagraph"/>
+        <w:numPr>
+          <w:ilvl w:val="0"/>
+          <w:numId w:val="2"/>
+        </w:numPr>
+        <w:spacing w:after="60"/>
+      </w:pPr>
+      <w:r>
+        <w:t xml:space="preserve">Some layers aren't used by the questions; they're there for further study.</w:t>
+      </w:r>
+    </w:p>
+    <w:p>
+      <w:pPr>
+        <w:pStyle w:val="Heading2"/>
+      </w:pPr>
+      <w:r>
+        <w:t xml:space="preserve">Discussion questions</w:t>
+      </w:r>
+    </w:p>
+    <w:p>
+      <w:pPr>
+        <w:pStyle w:val="ListParagraph"/>
+        <w:numPr>
+          <w:ilvl w:val="0"/>
+          <w:numId w:val="{n-0}"/>
+        </w:numPr>
+        <w:spacing w:after="60"/>
+      </w:pPr>
+      <w:r>
+        <w:t xml:space="preserve">Looking at where the 1775 battles cluster and where the 1776 battles cluster, what does the map suggest about each side's plan for the war?</w:t>
+      </w:r>
+    </w:p>
+    <w:p>
+      <w:pPr>
+        <w:pStyle w:val="ListParagraph"/>
+        <w:numPr>
+          <w:ilvl w:val="0"/>
+          <w:numId w:val="{n-0}"/>
+        </w:numPr>
+        <w:spacing w:after="60"/>
+      </w:pPr>
+      <w:r>
+        <w:t xml:space="preserve">The Key Port Cities layer has no pop-ups, so you had to work out the ports from the coastline and the battle diamonds. What other clues on the map helped, and what was missing?</w:t>
+      </w:r>
+    </w:p>
+    <w:p>
+      <w:pPr>
+        <w:pStyle w:val="ListParagraph"/>
+        <w:numPr>
+          <w:ilvl w:val="0"/>
+          <w:numId w:val="{n-0}"/>
+        </w:numPr>
+        <w:spacing w:after="60"/>
+      </w:pPr>
+      <w:r>
+        <w:t xml:space="preserve">Nearly every 1776 battle around New York was a British victory, yet the year ends with Trenton. Using the distances you measured, why might that one small battle have mattered so much?</w:t>
+      </w:r>
+    </w:p>
+    <w:p>
+      <w:pPr>
+        <w:pStyle w:val="Heading2"/>
+      </w:pPr>
+      <w:r>
+        <w:t xml:space="preserve">Further reading</w:t>
+      </w:r>
+    </w:p>
+    <w:p>
+      <w:pPr>
+        <w:pStyle w:val="ListParagraph"/>
+        <w:numPr>
+          <w:ilvl w:val="0"/>
+          <w:numId w:val="2"/>
+        </w:numPr>
+        <w:spacing w:after="60"/>
+      </w:pPr>
+      <w:hyperlink w:history="1" r:id="rIdnpjmjj3cksr9rkqkbevgo">
+        <w:r>
+          <w:rPr>
+            <w:color w:val="0A4FA8"/>
+            <w:u w:val="single"/>
+          </w:rPr>
+          <w:t xml:space="preserve">MapMaker: American Revolution: 1775-1776 (New England/New York)</w:t>
+        </w:r>
+      </w:hyperlink>
+      <w:r>
+        <w:t xml:space="preserve"> (National Geographic Education)</w:t>
+      </w:r>
+    </w:p>
+    <w:p>
+      <w:pPr>
+        <w:pStyle w:val="ListParagraph"/>
+        <w:numPr>
+          <w:ilvl w:val="0"/>
+          <w:numId w:val="2"/>
+        </w:numPr>
+        <w:spacing w:after="60"/>
+      </w:pPr>
+      <w:hyperlink w:history="1" r:id="rIddgntdzijkxag9w42vgozp">
+        <w:r>
+          <w:rPr>
+            <w:color w:val="0A4FA8"/>
+            <w:u w:val="single"/>
+          </w:rPr>
+          <w:t xml:space="preserve">MapMaker: American Revolution: 1777-1778 (Mid-Atlantic)</w:t>
+        </w:r>
+      </w:hyperlink>
+      <w:r>
+        <w:t xml:space="preserve"> (National Geographic Education)</w:t>
+      </w:r>
+    </w:p>
+    <w:p>
+      <w:pPr>
+        <w:pStyle w:val="ListParagraph"/>
+        <w:numPr>
+          <w:ilvl w:val="0"/>
+          <w:numId w:val="2"/>
+        </w:numPr>
+        <w:spacing w:after="60"/>
+      </w:pPr>
+      <w:hyperlink w:history="1" r:id="rIdz_4lcibcxlcfcvsm9lukw">
+        <w:r>
+          <w:rPr>
+            <w:color w:val="0A4FA8"/>
+            <w:u w:val="single"/>
+          </w:rPr>
+          <w:t xml:space="preserve">History &amp; Culture, Minute Man National Historical Park</w:t>
+        </w:r>
+      </w:hyperlink>
+      <w:r>
+        <w:t xml:space="preserve"> (National Park Service)</w:t>
       </w:r>
     </w:p>
     <w:p>
@@ -1357,6 +1659,15 @@
         <w:t xml:space="preserve">Map data: American Battlefield Trust; National Park Service, American Battlefield Protection Program; Chris Bunin and Peter Trentacoste (2026), from National Park Service, US Army Center of Military History and Library of Congress sources; National Geographic Society and Virginia Geographic Alliance, from the Historical Atlas of the United States (1988); Jay Feyerabend, master's thesis, James Madison University (2021).</w:t>
       </w:r>
     </w:p>
+    <w:p>
+      <w:pPr>
+        <w:pStyle w:val="Credits"/>
+        <w:spacing w:before="120"/>
+      </w:pPr>
+      <w:r>
+        <w:t xml:space="preserve">The National Geographic Society and Esri make this content available under a Creative Commons Attribution-NonCommercial-ShareAlike 4.0 International (CC BY-NC-SA 4.0) licence, except as noted. The licence excludes the National Geographic and Esri logos (the words National Geographic with the yellow border logo, and the Esri globe and letters) and any images included in the content. The logos and images may not be removed, altered or changed.</w:t>
+      </w:r>
+    </w:p>
     <w:sectPr>
       <w:footerReference w:type="default" r:id="rId7"/>
       <w:pgSz w:w="12240" w:h="15840" w:orient="portrait"/>
@@ -1416,7 +1727,7 @@
       <w:pStyle w:val="Credits"/>
     </w:pPr>
     <w:r>
-      <w:t xml:space="preserve">Teacher notes: 1775–1776 Revolutionary Battles, 0.4.1. For teachers.</w:t>
+      <w:t xml:space="preserve">Teacher notes: 1775–1776 Revolutionary Battles, 0.5.0. For teachers.</w:t>
     </w:r>
   </w:p>
 </w:ftr>

--- a/resources/dist/sheets/revolutionary-battles-1775-1776-teacher-notes-en.docx
+++ b/resources/dist/sheets/revolutionary-battles-1775-1776-teacher-notes-en.docx
@@ -45,7 +45,7 @@
         </w:rPr>
         <w:t xml:space="preserve">Map: </w:t>
       </w:r>
-      <w:hyperlink w:history="1" r:id="rIdle45-f5db6g4dwcfvglkf">
+      <w:hyperlink w:history="1" r:id="rIddstvrbo1j8srf26mjhlko">
         <w:r>
           <w:rPr>
             <w:color w:val="0A4FA8"/>
@@ -198,7 +198,7 @@
         <w:spacing w:after="100"/>
       </w:pPr>
       <w:r>
-        <w:t xml:space="preserve">The lesson includes the MapMaker map, a two-page Word student sheet in English and Spanish, and these teacher notes. Print the sheet or share it digitally; it opens in Word and Google Docs. No account or login is needed.</w:t>
+        <w:t xml:space="preserve">The lesson includes the MapMaker map, a two-page Word student sheet in English and Spanish, and these teacher notes. Print the sheet or share it digitally; it opens in Word and Google Docs. Share the map with the Google Classroom button or by pasting its link, and attach the sheet separately. No account or login is needed. Sketches on the map are not saved between sessions.</w:t>
       </w:r>
     </w:p>
     <w:p>
@@ -214,7 +214,14 @@
         <w:spacing w:after="100"/>
       </w:pPr>
       <w:r>
-        <w:t xml:space="preserve">Open the map and check it loads. Every layer is on except Key Port Cities, which students turn on for question 3. Download the student sheet. Share the map with the Google Classroom button (it shares the map only; attach the sheet separately). No account or login is needed. Sketches are not saved, so students who sketch should finish in one session or take a screenshot. Read the answers on the teacher page.</w:t>
+        <w:rPr>
+          <w:b/>
+          <w:bCs/>
+        </w:rPr>
+        <w:t xml:space="preserve">About this map: </w:t>
+      </w:r>
+      <w:r>
+        <w:t xml:space="preserve">Every layer is on when the map opens except Key Port Cities, which students turn on for question 3. The Massachusetts bookmark takes students to the first battles.</w:t>
       </w:r>
     </w:p>
     <w:p>
@@ -227,7 +234,7 @@
         <w:spacing w:after="60"/>
       </w:pPr>
       <w:r>
-        <w:t xml:space="preserve">Preview the map: click through the bookmarks and pop-ups, and look at the legend at the zoom levels the questions use.</w:t>
+        <w:t xml:space="preserve">Open the map and click through the bookmarks and pop-ups. Check the legend at the zoom levels the questions use; it changes as you zoom and as layers are turned on and off.</w:t>
       </w:r>
     </w:p>
     <w:p>
@@ -240,7 +247,7 @@
         <w:spacing w:after="60"/>
       </w:pPr>
       <w:r>
-        <w:t xml:space="preserve">Decide whether students work alone, in pairs or as a whole class.</w:t>
+        <w:t xml:space="preserve">Decide whether students work alone, in pairs or as a whole class, and whether they use the printed sheet or a digital copy.</w:t>
       </w:r>
     </w:p>
     <w:p>
@@ -253,7 +260,7 @@
         <w:spacing w:after="60"/>
       </w:pPr>
       <w:r>
-        <w:t xml:space="preserve">Encourage students to look for patterns and make observations, not just find the right answers.</w:t>
+        <w:t xml:space="preserve">Encourage students to look for patterns and make observations, not just to find the right answers.</w:t>
       </w:r>
     </w:p>
     <w:p>
@@ -266,7 +273,7 @@
         <w:spacing w:after="60"/>
       </w:pPr>
       <w:r>
-        <w:t xml:space="preserve">Some layers aren't used by the questions; they're there for further study.</w:t>
+        <w:t xml:space="preserve">Layers the questions don't use are there for further study.</w:t>
       </w:r>
     </w:p>
     <w:p>
@@ -333,7 +340,7 @@
         </w:numPr>
         <w:spacing w:after="60"/>
       </w:pPr>
-      <w:hyperlink w:history="1" r:id="rIdnpjmjj3cksr9rkqkbevgo">
+      <w:hyperlink w:history="1" r:id="rIdirffxlc_kj6pnbczqr3uw">
         <w:r>
           <w:rPr>
             <w:color w:val="0A4FA8"/>
@@ -355,7 +362,7 @@
         </w:numPr>
         <w:spacing w:after="60"/>
       </w:pPr>
-      <w:hyperlink w:history="1" r:id="rIddgntdzijkxag9w42vgozp">
+      <w:hyperlink w:history="1" r:id="rIdbdqeeagldbbgur2zgnbeb">
         <w:r>
           <w:rPr>
             <w:color w:val="0A4FA8"/>
@@ -377,7 +384,7 @@
         </w:numPr>
         <w:spacing w:after="60"/>
       </w:pPr>
-      <w:hyperlink w:history="1" r:id="rIdz_4lcibcxlcfcvsm9lukw">
+      <w:hyperlink w:history="1" r:id="rIdrkpnoqzfw8kvmikltktgw">
         <w:r>
           <w:rPr>
             <w:color w:val="0A4FA8"/>
@@ -1727,7 +1734,7 @@
       <w:pStyle w:val="Credits"/>
     </w:pPr>
     <w:r>
-      <w:t xml:space="preserve">Teacher notes: 1775–1776 Revolutionary Battles, 0.5.0. For teachers.</w:t>
+      <w:t xml:space="preserve">Teacher notes: 1775–1776 Revolutionary Battles, 0.5.1. For teachers.</w:t>
     </w:r>
   </w:p>
 </w:ftr>

--- a/resources/dist/sheets/revolutionary-battles-1775-1776-teacher-notes-en.docx
+++ b/resources/dist/sheets/revolutionary-battles-1775-1776-teacher-notes-en.docx
@@ -45,7 +45,7 @@
         </w:rPr>
         <w:t xml:space="preserve">Map: </w:t>
       </w:r>
-      <w:hyperlink w:history="1" r:id="rIddstvrbo1j8srf26mjhlko">
+      <w:hyperlink w:history="1" r:id="rIdv5jh0lgjbox68vb1-64ht">
         <w:r>
           <w:rPr>
             <w:color w:val="0A4FA8"/>
@@ -340,7 +340,7 @@
         </w:numPr>
         <w:spacing w:after="60"/>
       </w:pPr>
-      <w:hyperlink w:history="1" r:id="rIdirffxlc_kj6pnbczqr3uw">
+      <w:hyperlink w:history="1" r:id="rId5q2nymtazvn-heo3hn-la">
         <w:r>
           <w:rPr>
             <w:color w:val="0A4FA8"/>
@@ -362,7 +362,7 @@
         </w:numPr>
         <w:spacing w:after="60"/>
       </w:pPr>
-      <w:hyperlink w:history="1" r:id="rIdbdqeeagldbbgur2zgnbeb">
+      <w:hyperlink w:history="1" r:id="rId9ltdvnyxpylpdxj6lvgku">
         <w:r>
           <w:rPr>
             <w:color w:val="0A4FA8"/>
@@ -384,7 +384,7 @@
         </w:numPr>
         <w:spacing w:after="60"/>
       </w:pPr>
-      <w:hyperlink w:history="1" r:id="rIdrkpnoqzfw8kvmikltktgw">
+      <w:hyperlink w:history="1" r:id="rIdevzcocbz9q-3xivu5r5g3">
         <w:r>
           <w:rPr>
             <w:color w:val="0A4FA8"/>

--- a/resources/dist/sheets/revolutionary-battles-1775-1776-teacher-notes-en.docx
+++ b/resources/dist/sheets/revolutionary-battles-1775-1776-teacher-notes-en.docx
@@ -45,7 +45,7 @@
         </w:rPr>
         <w:t xml:space="preserve">Map: </w:t>
       </w:r>
-      <w:hyperlink w:history="1" r:id="rIdv5jh0lgjbox68vb1-64ht">
+      <w:hyperlink w:history="1" r:id="rIdlluj0ievfvbhwthfqfib0">
         <w:r>
           <w:rPr>
             <w:color w:val="0A4FA8"/>
@@ -340,7 +340,7 @@
         </w:numPr>
         <w:spacing w:after="60"/>
       </w:pPr>
-      <w:hyperlink w:history="1" r:id="rId5q2nymtazvn-heo3hn-la">
+      <w:hyperlink w:history="1" r:id="rIdglgq7kfxe1gkz6eqic-xg">
         <w:r>
           <w:rPr>
             <w:color w:val="0A4FA8"/>
@@ -362,7 +362,7 @@
         </w:numPr>
         <w:spacing w:after="60"/>
       </w:pPr>
-      <w:hyperlink w:history="1" r:id="rId9ltdvnyxpylpdxj6lvgku">
+      <w:hyperlink w:history="1" r:id="rIdvaoo5_ogak_3f8ttd9xxr">
         <w:r>
           <w:rPr>
             <w:color w:val="0A4FA8"/>
@@ -384,7 +384,7 @@
         </w:numPr>
         <w:spacing w:after="60"/>
       </w:pPr>
-      <w:hyperlink w:history="1" r:id="rIdevzcocbz9q-3xivu5r5g3">
+      <w:hyperlink w:history="1" r:id="rIdobsz1tgvbuy_-et8r7eip">
         <w:r>
           <w:rPr>
             <w:color w:val="0A4FA8"/>
@@ -1565,7 +1565,7 @@
                 <w:sz w:val="20"/>
                 <w:szCs w:val="20"/>
               </w:rPr>
-              <w:t xml:space="preserve">Explain the issues surrounding important events of the American Revolution, including declaring independence; fighting the battles of Lexington and Concord, Saratoga, and Yorktown; enduring the winter at Valley Forge; and signing the Treaty of Paris of 1783</w:t>
+              <w:t xml:space="preserve">Explain the issues surrounding important events of the American Revolution, including declaring independence; fighting the battles of Lexington and Concord, Saratoga, and Yorktown; enduring the winter at Valley Forge; and signing the Treaty of Paris of 1783 (partial: this lesson covers the opening phase of the Revolution, 1775–1776).</w:t>
             </w:r>
           </w:p>
         </w:tc>
@@ -1734,7 +1734,7 @@
       <w:pStyle w:val="Credits"/>
     </w:pPr>
     <w:r>
-      <w:t xml:space="preserve">Teacher notes: 1775–1776 Revolutionary Battles, 0.5.1. For teachers.</w:t>
+      <w:t xml:space="preserve">Teacher notes: 1775–1776 Revolutionary Battles, 0.5.2. For teachers.</w:t>
     </w:r>
   </w:p>
 </w:ftr>

--- a/resources/dist/sheets/revolutionary-battles-1775-1776-teacher-notes-en.docx
+++ b/resources/dist/sheets/revolutionary-battles-1775-1776-teacher-notes-en.docx
@@ -45,7 +45,7 @@
         </w:rPr>
         <w:t xml:space="preserve">Map: </w:t>
       </w:r>
-      <w:hyperlink w:history="1" r:id="rIdlluj0ievfvbhwthfqfib0">
+      <w:hyperlink w:history="1" r:id="rId7swtdzivintg2kw1jtdmd">
         <w:r>
           <w:rPr>
             <w:color w:val="0A4FA8"/>
@@ -190,22 +190,6 @@
         <w:pStyle w:val="Heading2"/>
       </w:pPr>
       <w:r>
-        <w:t xml:space="preserve">Materials</w:t>
-      </w:r>
-    </w:p>
-    <w:p>
-      <w:pPr>
-        <w:spacing w:after="100"/>
-      </w:pPr>
-      <w:r>
-        <w:t xml:space="preserve">The lesson includes the MapMaker map, a two-page Word student sheet in English and Spanish, and these teacher notes. Print the sheet or share it digitally; it opens in Word and Google Docs. Share the map with the Google Classroom button or by pasting its link, and attach the sheet separately. No account or login is needed. Sketches on the map are not saved between sessions.</w:t>
-      </w:r>
-    </w:p>
-    <w:p>
-      <w:pPr>
-        <w:pStyle w:val="Heading2"/>
-      </w:pPr>
-      <w:r>
         <w:t xml:space="preserve">Before class</w:t>
       </w:r>
     </w:p>
@@ -222,6 +206,96 @@
       </w:r>
       <w:r>
         <w:t xml:space="preserve">Every layer is on when the map opens except Key Port Cities, which students turn on for question 3. The Massachusetts bookmark takes students to the first battles.</w:t>
+      </w:r>
+    </w:p>
+    <w:p>
+      <w:pPr>
+        <w:pStyle w:val="Subtle"/>
+        <w:spacing w:after="100"/>
+      </w:pPr>
+      <w:r>
+        <w:t xml:space="preserve">The lesson includes the MapMaker map, a two-page Word student sheet in English and Spanish, and these teacher notes. Print the sheet or share it digitally; it opens in Word and Google Docs. Share the map with the Google Classroom button or by pasting its link, and attach the sheet separately. No account or login is needed. Sketches on the map are not saved between sessions.</w:t>
+      </w:r>
+    </w:p>
+    <w:p>
+      <w:pPr>
+        <w:pStyle w:val="Heading2"/>
+      </w:pPr>
+      <w:r>
+        <w:t xml:space="preserve">Discussion questions</w:t>
+      </w:r>
+    </w:p>
+    <w:p>
+      <w:pPr>
+        <w:spacing w:after="60"/>
+        <w:ind w:left="540" w:hanging="360"/>
+      </w:pPr>
+      <w:r>
+        <w:t xml:space="preserve">1.	Looking at where the 1775 battles cluster and where the 1776 battles cluster, what does the map suggest about each side's plan for the war?</w:t>
+      </w:r>
+    </w:p>
+    <w:p>
+      <w:pPr>
+        <w:spacing w:after="60"/>
+        <w:ind w:left="540" w:hanging="360"/>
+      </w:pPr>
+      <w:r>
+        <w:t xml:space="preserve">2.	The Key Port Cities layer has no pop-ups, so you had to work out the ports from the coastline and the battle diamonds. What other clues on the map helped, and what was missing?</w:t>
+      </w:r>
+    </w:p>
+    <w:p>
+      <w:pPr>
+        <w:spacing w:after="60"/>
+        <w:ind w:left="540" w:hanging="360"/>
+      </w:pPr>
+      <w:r>
+        <w:t xml:space="preserve">3.	Nearly every 1776 battle around New York was a British victory, yet the year ends with Trenton. Using the distances you measured, why might that one small battle have mattered so much?</w:t>
+      </w:r>
+    </w:p>
+    <w:p>
+      <w:pPr>
+        <w:pStyle w:val="Heading2"/>
+      </w:pPr>
+      <w:r>
+        <w:t xml:space="preserve">Support and stretch</w:t>
+      </w:r>
+    </w:p>
+    <w:p>
+      <w:pPr>
+        <w:spacing w:after="60"/>
+      </w:pPr>
+      <w:r>
+        <w:rPr>
+          <w:b/>
+          <w:bCs/>
+        </w:rPr>
+        <w:t xml:space="preserve">Support: </w:t>
+      </w:r>
+      <w:r>
+        <w:t xml:space="preserve">Do question 1 together from the front and write the two diamond colours and what each means on the board before students start question 2.</w:t>
+      </w:r>
+    </w:p>
+    <w:p>
+      <w:pPr>
+        <w:spacing w:after="100"/>
+      </w:pPr>
+      <w:r>
+        <w:rPr>
+          <w:b/>
+          <w:bCs/>
+        </w:rPr>
+        <w:t xml:space="preserve">Stretch: </w:t>
+      </w:r>
+      <w:r>
+        <w:t xml:space="preserve">Find the 1763 Proclamation Line and ask whether any of the 21 battles were fought west of it, and what that says about where the war was being fought.</w:t>
+      </w:r>
+    </w:p>
+    <w:p>
+      <w:pPr>
+        <w:pStyle w:val="Heading2"/>
+      </w:pPr>
+      <w:r>
+        <w:t xml:space="preserve">Further reading</w:t>
       </w:r>
     </w:p>
     <w:p>
@@ -233,114 +307,7 @@
         </w:numPr>
         <w:spacing w:after="60"/>
       </w:pPr>
-      <w:r>
-        <w:t xml:space="preserve">Open the map and click through the bookmarks and pop-ups. Check the legend at the zoom levels the questions use; it changes as you zoom and as layers are turned on and off.</w:t>
-      </w:r>
-    </w:p>
-    <w:p>
-      <w:pPr>
-        <w:pStyle w:val="ListParagraph"/>
-        <w:numPr>
-          <w:ilvl w:val="0"/>
-          <w:numId w:val="2"/>
-        </w:numPr>
-        <w:spacing w:after="60"/>
-      </w:pPr>
-      <w:r>
-        <w:t xml:space="preserve">Decide whether students work alone, in pairs or as a whole class, and whether they use the printed sheet or a digital copy.</w:t>
-      </w:r>
-    </w:p>
-    <w:p>
-      <w:pPr>
-        <w:pStyle w:val="ListParagraph"/>
-        <w:numPr>
-          <w:ilvl w:val="0"/>
-          <w:numId w:val="2"/>
-        </w:numPr>
-        <w:spacing w:after="60"/>
-      </w:pPr>
-      <w:r>
-        <w:t xml:space="preserve">Encourage students to look for patterns and make observations, not just to find the right answers.</w:t>
-      </w:r>
-    </w:p>
-    <w:p>
-      <w:pPr>
-        <w:pStyle w:val="ListParagraph"/>
-        <w:numPr>
-          <w:ilvl w:val="0"/>
-          <w:numId w:val="2"/>
-        </w:numPr>
-        <w:spacing w:after="60"/>
-      </w:pPr>
-      <w:r>
-        <w:t xml:space="preserve">Layers the questions don't use are there for further study.</w:t>
-      </w:r>
-    </w:p>
-    <w:p>
-      <w:pPr>
-        <w:pStyle w:val="Heading2"/>
-      </w:pPr>
-      <w:r>
-        <w:t xml:space="preserve">Discussion questions</w:t>
-      </w:r>
-    </w:p>
-    <w:p>
-      <w:pPr>
-        <w:pStyle w:val="ListParagraph"/>
-        <w:numPr>
-          <w:ilvl w:val="0"/>
-          <w:numId w:val="{n-0}"/>
-        </w:numPr>
-        <w:spacing w:after="60"/>
-      </w:pPr>
-      <w:r>
-        <w:t xml:space="preserve">Looking at where the 1775 battles cluster and where the 1776 battles cluster, what does the map suggest about each side's plan for the war?</w:t>
-      </w:r>
-    </w:p>
-    <w:p>
-      <w:pPr>
-        <w:pStyle w:val="ListParagraph"/>
-        <w:numPr>
-          <w:ilvl w:val="0"/>
-          <w:numId w:val="{n-0}"/>
-        </w:numPr>
-        <w:spacing w:after="60"/>
-      </w:pPr>
-      <w:r>
-        <w:t xml:space="preserve">The Key Port Cities layer has no pop-ups, so you had to work out the ports from the coastline and the battle diamonds. What other clues on the map helped, and what was missing?</w:t>
-      </w:r>
-    </w:p>
-    <w:p>
-      <w:pPr>
-        <w:pStyle w:val="ListParagraph"/>
-        <w:numPr>
-          <w:ilvl w:val="0"/>
-          <w:numId w:val="{n-0}"/>
-        </w:numPr>
-        <w:spacing w:after="60"/>
-      </w:pPr>
-      <w:r>
-        <w:t xml:space="preserve">Nearly every 1776 battle around New York was a British victory, yet the year ends with Trenton. Using the distances you measured, why might that one small battle have mattered so much?</w:t>
-      </w:r>
-    </w:p>
-    <w:p>
-      <w:pPr>
-        <w:pStyle w:val="Heading2"/>
-      </w:pPr>
-      <w:r>
-        <w:t xml:space="preserve">Further reading</w:t>
-      </w:r>
-    </w:p>
-    <w:p>
-      <w:pPr>
-        <w:pStyle w:val="ListParagraph"/>
-        <w:numPr>
-          <w:ilvl w:val="0"/>
-          <w:numId w:val="2"/>
-        </w:numPr>
-        <w:spacing w:after="60"/>
-      </w:pPr>
-      <w:hyperlink w:history="1" r:id="rIdglgq7kfxe1gkz6eqic-xg">
+      <w:hyperlink w:history="1" r:id="rIdxfqx8efqsvy7zrkbolz1b">
         <w:r>
           <w:rPr>
             <w:color w:val="0A4FA8"/>
@@ -362,7 +329,7 @@
         </w:numPr>
         <w:spacing w:after="60"/>
       </w:pPr>
-      <w:hyperlink w:history="1" r:id="rIdvaoo5_ogak_3f8ttd9xxr">
+      <w:hyperlink w:history="1" r:id="rId1-sub-jz66yego6g5nbm2">
         <w:r>
           <w:rPr>
             <w:color w:val="0A4FA8"/>
@@ -384,7 +351,7 @@
         </w:numPr>
         <w:spacing w:after="60"/>
       </w:pPr>
-      <w:hyperlink w:history="1" r:id="rIdobsz1tgvbuy_-et8r7eip">
+      <w:hyperlink w:history="1" r:id="rIdtax3thryt-ame8b_p7yu2">
         <w:r>
           <w:rPr>
             <w:color w:val="0A4FA8"/>
@@ -426,7 +393,7 @@
         <w:pStyle w:val="Heading3"/>
       </w:pPr>
       <w:r>
-        <w:t xml:space="preserve">1. Where did the war begin?</w:t>
+        <w:t xml:space="preserve">1. Where did the war begin?, about 10 minutes</w:t>
       </w:r>
     </w:p>
     <w:p>
@@ -448,10 +415,64 @@
           <w:b/>
           <w:bCs/>
         </w:rPr>
-        <w:t xml:space="preserve">Where to find it on the map: </w:t>
-      </w:r>
-      <w:r>
-        <w:t xml:space="preserve">Massachusetts bookmark. Lexington and Concord pop-up, the date line under the title: April 19, 1775. Legend (Revolutionary War Battles): blue diamond = American Victory, red = British Victory. Boston pop-up: April 19, 1775 to March 17, 1776, about 11 months. Measure tool, Boston to Concord: about 16 miles (accept 15 to 17).</w:t>
+        <w:t xml:space="preserve">From the front: </w:t>
+      </w:r>
+      <w:r>
+        <w:t xml:space="preserve"/>
+      </w:r>
+    </w:p>
+    <w:p>
+      <w:pPr>
+        <w:spacing w:after="40"/>
+        <w:ind w:left="900" w:hanging="360"/>
+      </w:pPr>
+      <w:r>
+        <w:t xml:space="preserve">1.	Open the Massachusetts bookmark.</w:t>
+      </w:r>
+    </w:p>
+    <w:p>
+      <w:pPr>
+        <w:spacing w:after="40"/>
+        <w:ind w:left="900" w:hanging="360"/>
+      </w:pPr>
+      <w:r>
+        <w:t xml:space="preserve">2.	Click the diamond at Lexington and Concord and read the date line.</w:t>
+      </w:r>
+    </w:p>
+    <w:p>
+      <w:pPr>
+        <w:spacing w:after="40"/>
+        <w:ind w:left="900" w:hanging="360"/>
+      </w:pPr>
+      <w:r>
+        <w:t xml:space="preserve">3.	Open the legend and find which colour means an American victory.</w:t>
+      </w:r>
+    </w:p>
+    <w:p>
+      <w:pPr>
+        <w:spacing w:after="40"/>
+        <w:ind w:left="900" w:hanging="360"/>
+      </w:pPr>
+      <w:r>
+        <w:t xml:space="preserve">4.	Ask: who won, and how do you know from the map?</w:t>
+      </w:r>
+    </w:p>
+    <w:p>
+      <w:pPr>
+        <w:spacing w:after="40"/>
+        <w:ind w:left="900" w:hanging="360"/>
+      </w:pPr>
+      <w:r>
+        <w:t xml:space="preserve">5.	Click the Boston diamond and read its two dates.</w:t>
+      </w:r>
+    </w:p>
+    <w:p>
+      <w:pPr>
+        <w:spacing w:after="40"/>
+        <w:ind w:left="900" w:hanging="360"/>
+      </w:pPr>
+      <w:r>
+        <w:t xml:space="preserve">6.	Ask: how long did the siege of Boston last?</w:t>
       </w:r>
     </w:p>
     <w:p>
@@ -464,6 +485,22 @@
           <w:b/>
           <w:bCs/>
         </w:rPr>
+        <w:t xml:space="preserve">Where to find it on the map: </w:t>
+      </w:r>
+      <w:r>
+        <w:t xml:space="preserve">Massachusetts bookmark. Lexington and Concord pop-up, the date line under the title: April 19, 1775. Legend (Revolutionary War Battles): blue diamond = American Victory, red = British Victory. Boston pop-up: April 19, 1775 to March 17, 1776, about 11 months. Measure tool, Boston to Concord: about 16 miles (accept 15 to 17).</w:t>
+      </w:r>
+    </w:p>
+    <w:p>
+      <w:pPr>
+        <w:spacing w:after="100"/>
+        <w:ind w:left="360"/>
+      </w:pPr>
+      <w:r>
+        <w:rPr>
+          <w:b/>
+          <w:bCs/>
+        </w:rPr>
         <w:t xml:space="preserve">Notes: </w:t>
       </w:r>
       <w:r>
@@ -475,7 +512,7 @@
         <w:pStyle w:val="Heading3"/>
       </w:pPr>
       <w:r>
-        <w:t xml:space="preserve">2. Where was the fighting in 1775, and where in 1776?</w:t>
+        <w:t xml:space="preserve">2. Where was the fighting in 1775, and where in 1776? (if you only do one), about 15 minutes</w:t>
       </w:r>
     </w:p>
     <w:p>
@@ -485,6 +522,76 @@
       </w:pPr>
       <w:r>
         <w:t xml:space="preserve">Zoom out until all 21 diamonds show, from Quebec to South Carolina. Click each one, read its dates, and sort the battles into two lists by year. Use the legend for the winner. Which colonies saw fighting each year, and what changed?</w:t>
+      </w:r>
+    </w:p>
+    <w:p>
+      <w:pPr>
+        <w:spacing w:after="100"/>
+        <w:ind w:left="360"/>
+      </w:pPr>
+      <w:r>
+        <w:rPr>
+          <w:b/>
+          <w:bCs/>
+        </w:rPr>
+        <w:t xml:space="preserve">From the front: </w:t>
+      </w:r>
+      <w:r>
+        <w:t xml:space="preserve"/>
+      </w:r>
+    </w:p>
+    <w:p>
+      <w:pPr>
+        <w:spacing w:after="40"/>
+        <w:ind w:left="900" w:hanging="360"/>
+      </w:pPr>
+      <w:r>
+        <w:t xml:space="preserve">1.	Zoom out until all 21 diamonds show, from Quebec to South Carolina.</w:t>
+      </w:r>
+    </w:p>
+    <w:p>
+      <w:pPr>
+        <w:spacing w:after="40"/>
+        <w:ind w:left="900" w:hanging="360"/>
+      </w:pPr>
+      <w:r>
+        <w:t xml:space="preserve">2.	Click the Bunker Hill diamond and read the date line.</w:t>
+      </w:r>
+    </w:p>
+    <w:p>
+      <w:pPr>
+        <w:spacing w:after="40"/>
+        <w:ind w:left="900" w:hanging="360"/>
+      </w:pPr>
+      <w:r>
+        <w:t xml:space="preserve">3.	Click the Brooklyn diamond and read the date line.</w:t>
+      </w:r>
+    </w:p>
+    <w:p>
+      <w:pPr>
+        <w:spacing w:after="40"/>
+        <w:ind w:left="900" w:hanging="360"/>
+      </w:pPr>
+      <w:r>
+        <w:t xml:space="preserve">4.	Open the legend and check the colour of each of those two diamonds.</w:t>
+      </w:r>
+    </w:p>
+    <w:p>
+      <w:pPr>
+        <w:spacing w:after="40"/>
+        <w:ind w:left="900" w:hanging="360"/>
+      </w:pPr>
+      <w:r>
+        <w:t xml:space="preserve">5.	Ask: which colonies had battles in 1775, and which in 1776?</w:t>
+      </w:r>
+    </w:p>
+    <w:p>
+      <w:pPr>
+        <w:spacing w:after="40"/>
+        <w:ind w:left="900" w:hanging="360"/>
+      </w:pPr>
+      <w:r>
+        <w:t xml:space="preserve">6.	Ask: where did the fighting move to, and who was winning there?</w:t>
       </w:r>
     </w:p>
     <w:p>
@@ -830,7 +937,7 @@
         <w:pStyle w:val="Heading3"/>
       </w:pPr>
       <w:r>
-        <w:t xml:space="preserve">3. Why New York?</w:t>
+        <w:t xml:space="preserve">3. Why New York?, about 15 minutes</w:t>
       </w:r>
     </w:p>
     <w:p>
@@ -852,10 +959,64 @@
           <w:b/>
           <w:bCs/>
         </w:rPr>
-        <w:t xml:space="preserve">Where to find it on the map: </w:t>
-      </w:r>
-      <w:r>
-        <w:t xml:space="preserve">Key Port Cities layer, legend: larger symbol = Major Port City, smaller = Port. Five major ports: Boston, New York, Philadelphia, Norfolk and Charleston, so the three between Boston and Charleston are New York, Philadelphia and Norfolk. The layer has no pop-ups or labels: New York sits by the Brooklyn diamond, Norfolk by the Great Bridge diamond, and Philadelphia is up the Delaware River south-west of Trenton. Measure tool: New York to Philadelphia about 80 miles (accept 75 to 85); New York to Boston about 190 miles (accept 180 to 200).</w:t>
+        <w:t xml:space="preserve">From the front: </w:t>
+      </w:r>
+      <w:r>
+        <w:t xml:space="preserve"/>
+      </w:r>
+    </w:p>
+    <w:p>
+      <w:pPr>
+        <w:spacing w:after="40"/>
+        <w:ind w:left="900" w:hanging="360"/>
+      </w:pPr>
+      <w:r>
+        <w:t xml:space="preserve">1.	In Map layers, open Revolutionary War Battlefields and turn on Key Port Cities in the American Revolution 1775-1781.</w:t>
+      </w:r>
+    </w:p>
+    <w:p>
+      <w:pPr>
+        <w:spacing w:after="40"/>
+        <w:ind w:left="900" w:hanging="360"/>
+      </w:pPr>
+      <w:r>
+        <w:t xml:space="preserve">2.	Open the legend and show the larger symbol for a Major Port City and the smaller one for a Port.</w:t>
+      </w:r>
+    </w:p>
+    <w:p>
+      <w:pPr>
+        <w:spacing w:after="40"/>
+        <w:ind w:left="900" w:hanging="360"/>
+      </w:pPr>
+      <w:r>
+        <w:t xml:space="preserve">3.	Ask: Boston and Charleston are major ports; which other major ports lie between them?</w:t>
+      </w:r>
+    </w:p>
+    <w:p>
+      <w:pPr>
+        <w:spacing w:after="40"/>
+        <w:ind w:left="900" w:hanging="360"/>
+      </w:pPr>
+      <w:r>
+        <w:t xml:space="preserve">4.	Use Measure from New York to Philadelphia.</w:t>
+      </w:r>
+    </w:p>
+    <w:p>
+      <w:pPr>
+        <w:spacing w:after="40"/>
+        <w:ind w:left="900" w:hanging="360"/>
+      </w:pPr>
+      <w:r>
+        <w:t xml:space="preserve">5.	Use Measure from New York to Boston.</w:t>
+      </w:r>
+    </w:p>
+    <w:p>
+      <w:pPr>
+        <w:spacing w:after="40"/>
+        <w:ind w:left="900" w:hanging="360"/>
+      </w:pPr>
+      <w:r>
+        <w:t xml:space="preserve">6.	Ask: what could a navy based at New York reach?</w:t>
       </w:r>
     </w:p>
     <w:p>
@@ -868,10 +1029,10 @@
           <w:b/>
           <w:bCs/>
         </w:rPr>
-        <w:t xml:space="preserve">Accept answers that: </w:t>
-      </w:r>
-      <w:r>
-        <w:t xml:space="preserve">A good answer names at least New York and Philadelphia, gives both distances within range, and says that New York is in the middle of the coast, a day or two's sail from Boston, Philadelphia and the Chesapeake, with a deep harbor and the Hudson River leading north, so a navy there could reach the other big ports and cut New England off from the rest of the colonies.</w:t>
+        <w:t xml:space="preserve">Where to find it on the map: </w:t>
+      </w:r>
+      <w:r>
+        <w:t xml:space="preserve">Key Port Cities layer, legend: larger symbol = Major Port City, smaller = Port. Five major ports: Boston, New York, Philadelphia, Norfolk and Charleston, so the three between Boston and Charleston are New York, Philadelphia and Norfolk. The layer has no pop-ups or labels: New York sits by the Brooklyn diamond, Norfolk by the Great Bridge diamond, and Philadelphia is up the Delaware River south-west of Trenton. Measure tool: New York to Philadelphia about 80 miles (accept 75 to 85); New York to Boston about 190 miles (accept 180 to 200).</w:t>
       </w:r>
     </w:p>
     <w:p>
@@ -884,6 +1045,22 @@
           <w:b/>
           <w:bCs/>
         </w:rPr>
+        <w:t xml:space="preserve">Accept answers that: </w:t>
+      </w:r>
+      <w:r>
+        <w:t xml:space="preserve">A good answer names at least New York and Philadelphia, gives both distances within range, and says that New York is in the middle of the coast, a day or two's sail from Boston, Philadelphia and the Chesapeake, with a deep harbor and the Hudson River leading north, so a navy there could reach the other big ports and cut New England off from the rest of the colonies.</w:t>
+      </w:r>
+    </w:p>
+    <w:p>
+      <w:pPr>
+        <w:spacing w:after="100"/>
+        <w:ind w:left="360"/>
+      </w:pPr>
+      <w:r>
+        <w:rPr>
+          <w:b/>
+          <w:bCs/>
+        </w:rPr>
         <w:t xml:space="preserve">Notes: </w:t>
       </w:r>
       <w:r>
@@ -895,7 +1072,7 @@
         <w:pStyle w:val="Heading3"/>
       </w:pPr>
       <w:r>
-        <w:t xml:space="preserve">4. How did 1776 end?</w:t>
+        <w:t xml:space="preserve">4. How did 1776 end?, about 12 minutes</w:t>
       </w:r>
     </w:p>
     <w:p>
@@ -905,6 +1082,76 @@
       </w:pPr>
       <w:r>
         <w:t xml:space="preserve">Zoom in near New York City until the numbered turning points show, and follow circles 4 and 5. Click the diamonds for Fort Washington, Fort Lee and Trenton, and read the dates and the winner from the legend. Measure the distance from New York City to Trenton.</w:t>
+      </w:r>
+    </w:p>
+    <w:p>
+      <w:pPr>
+        <w:spacing w:after="100"/>
+        <w:ind w:left="360"/>
+      </w:pPr>
+      <w:r>
+        <w:rPr>
+          <w:b/>
+          <w:bCs/>
+        </w:rPr>
+        <w:t xml:space="preserve">From the front: </w:t>
+      </w:r>
+      <w:r>
+        <w:t xml:space="preserve"/>
+      </w:r>
+    </w:p>
+    <w:p>
+      <w:pPr>
+        <w:spacing w:after="40"/>
+        <w:ind w:left="900" w:hanging="360"/>
+      </w:pPr>
+      <w:r>
+        <w:t xml:space="preserve">1.	Zoom in on New York City until the numbered Turning Points circles appear.</w:t>
+      </w:r>
+    </w:p>
+    <w:p>
+      <w:pPr>
+        <w:spacing w:after="40"/>
+        <w:ind w:left="900" w:hanging="360"/>
+      </w:pPr>
+      <w:r>
+        <w:t xml:space="preserve">2.	Click circle 4 and read the Battle details text.</w:t>
+      </w:r>
+    </w:p>
+    <w:p>
+      <w:pPr>
+        <w:spacing w:after="40"/>
+        <w:ind w:left="900" w:hanging="360"/>
+      </w:pPr>
+      <w:r>
+        <w:t xml:space="preserve">3.	Click the diamonds for Fort Washington and Fort Lee and read their dates.</w:t>
+      </w:r>
+    </w:p>
+    <w:p>
+      <w:pPr>
+        <w:spacing w:after="40"/>
+        <w:ind w:left="900" w:hanging="360"/>
+      </w:pPr>
+      <w:r>
+        <w:t xml:space="preserve">4.	Click circle 5, then the Trenton diamond, and read its date.</w:t>
+      </w:r>
+    </w:p>
+    <w:p>
+      <w:pPr>
+        <w:spacing w:after="40"/>
+        <w:ind w:left="900" w:hanging="360"/>
+      </w:pPr>
+      <w:r>
+        <w:t xml:space="preserve">5.	Open the legend and check the colour of each diamond.</w:t>
+      </w:r>
+    </w:p>
+    <w:p>
+      <w:pPr>
+        <w:spacing w:after="40"/>
+        <w:ind w:left="900" w:hanging="360"/>
+      </w:pPr>
+      <w:r>
+        <w:t xml:space="preserve">6.	Ask: how did 1776 end for Washington's army?</w:t>
       </w:r>
     </w:p>
     <w:p>
@@ -1734,7 +1981,7 @@
       <w:pStyle w:val="Credits"/>
     </w:pPr>
     <w:r>
-      <w:t xml:space="preserve">Teacher notes: 1775–1776 Revolutionary Battles, 0.5.2. For teachers.</w:t>
+      <w:t xml:space="preserve">Teacher notes: 1775–1776 Revolutionary Battles, 0.6.0. For teachers.</w:t>
     </w:r>
   </w:p>
 </w:ftr>

--- a/resources/dist/sheets/revolutionary-battles-1775-1776-teacher-notes-en.docx
+++ b/resources/dist/sheets/revolutionary-battles-1775-1776-teacher-notes-en.docx
@@ -45,7 +45,7 @@
         </w:rPr>
         <w:t xml:space="preserve">Map: </w:t>
       </w:r>
-      <w:hyperlink w:history="1" r:id="rId7swtdzivintg2kw1jtdmd">
+      <w:hyperlink w:history="1" r:id="rId6kgojn_nueowjrzrlabgz">
         <w:r>
           <w:rPr>
             <w:color w:val="0A4FA8"/>
@@ -307,7 +307,7 @@
         </w:numPr>
         <w:spacing w:after="60"/>
       </w:pPr>
-      <w:hyperlink w:history="1" r:id="rIdxfqx8efqsvy7zrkbolz1b">
+      <w:hyperlink w:history="1" r:id="rIdwaxntmu56x9rhl9x8r5cc">
         <w:r>
           <w:rPr>
             <w:color w:val="0A4FA8"/>
@@ -329,7 +329,7 @@
         </w:numPr>
         <w:spacing w:after="60"/>
       </w:pPr>
-      <w:hyperlink w:history="1" r:id="rId1-sub-jz66yego6g5nbm2">
+      <w:hyperlink w:history="1" r:id="rIdedk1y_k63tw7c1me_r3ue">
         <w:r>
           <w:rPr>
             <w:color w:val="0A4FA8"/>
@@ -351,7 +351,7 @@
         </w:numPr>
         <w:spacing w:after="60"/>
       </w:pPr>
-      <w:hyperlink w:history="1" r:id="rIdtax3thryt-ame8b_p7yu2">
+      <w:hyperlink w:history="1" r:id="rIddida0wioldkf9tywg2xtf">
         <w:r>
           <w:rPr>
             <w:color w:val="0A4FA8"/>
@@ -1981,7 +1981,7 @@
       <w:pStyle w:val="Credits"/>
     </w:pPr>
     <w:r>
-      <w:t xml:space="preserve">Teacher notes: 1775–1776 Revolutionary Battles, 0.6.0. For teachers.</w:t>
+      <w:t xml:space="preserve">Teacher notes: 1775–1776 Revolutionary Battles, 0.6.1. For teachers.</w:t>
     </w:r>
   </w:p>
 </w:ftr>

--- a/resources/dist/sheets/revolutionary-battles-1775-1776-teacher-notes-en.docx
+++ b/resources/dist/sheets/revolutionary-battles-1775-1776-teacher-notes-en.docx
@@ -45,7 +45,7 @@
         </w:rPr>
         <w:t xml:space="preserve">Map: </w:t>
       </w:r>
-      <w:hyperlink w:history="1" r:id="rId6kgojn_nueowjrzrlabgz">
+      <w:hyperlink w:history="1" r:id="rId7xcsxnohhzlagfz91zks9">
         <w:r>
           <w:rPr>
             <w:color w:val="0A4FA8"/>
@@ -307,7 +307,7 @@
         </w:numPr>
         <w:spacing w:after="60"/>
       </w:pPr>
-      <w:hyperlink w:history="1" r:id="rIdwaxntmu56x9rhl9x8r5cc">
+      <w:hyperlink w:history="1" r:id="rIdtzb0ob1wyflosonpjcis8">
         <w:r>
           <w:rPr>
             <w:color w:val="0A4FA8"/>
@@ -329,7 +329,7 @@
         </w:numPr>
         <w:spacing w:after="60"/>
       </w:pPr>
-      <w:hyperlink w:history="1" r:id="rIdedk1y_k63tw7c1me_r3ue">
+      <w:hyperlink w:history="1" r:id="rIdqoobkgvhtqvyl4skqqisz">
         <w:r>
           <w:rPr>
             <w:color w:val="0A4FA8"/>
@@ -351,7 +351,7 @@
         </w:numPr>
         <w:spacing w:after="60"/>
       </w:pPr>
-      <w:hyperlink w:history="1" r:id="rIddida0wioldkf9tywg2xtf">
+      <w:hyperlink w:history="1" r:id="rIdtw2vkrsedc0rhmunmkxkk">
         <w:r>
           <w:rPr>
             <w:color w:val="0A4FA8"/>
@@ -1981,7 +1981,7 @@
       <w:pStyle w:val="Credits"/>
     </w:pPr>
     <w:r>
-      <w:t xml:space="preserve">Teacher notes: 1775–1776 Revolutionary Battles, 0.6.1. For teachers.</w:t>
+      <w:t xml:space="preserve">Teacher notes: 1775–1776 Revolutionary Battles, 0.7.0. For teachers.</w:t>
     </w:r>
   </w:p>
 </w:ftr>

--- a/resources/dist/sheets/revolutionary-battles-1775-1776-teacher-notes-en.docx
+++ b/resources/dist/sheets/revolutionary-battles-1775-1776-teacher-notes-en.docx
@@ -45,7 +45,7 @@
         </w:rPr>
         <w:t xml:space="preserve">Map: </w:t>
       </w:r>
-      <w:hyperlink w:history="1" r:id="rId7xcsxnohhzlagfz91zks9">
+      <w:hyperlink w:history="1" r:id="rIdvzzkskwsviabunymuagp1">
         <w:r>
           <w:rPr>
             <w:color w:val="0A4FA8"/>
@@ -307,7 +307,7 @@
         </w:numPr>
         <w:spacing w:after="60"/>
       </w:pPr>
-      <w:hyperlink w:history="1" r:id="rIdtzb0ob1wyflosonpjcis8">
+      <w:hyperlink w:history="1" r:id="rId9j1deqydrgq8uxwmlgndb">
         <w:r>
           <w:rPr>
             <w:color w:val="0A4FA8"/>
@@ -329,7 +329,7 @@
         </w:numPr>
         <w:spacing w:after="60"/>
       </w:pPr>
-      <w:hyperlink w:history="1" r:id="rIdqoobkgvhtqvyl4skqqisz">
+      <w:hyperlink w:history="1" r:id="rIdvgvu4mwhxtwnvs3j1k1ri">
         <w:r>
           <w:rPr>
             <w:color w:val="0A4FA8"/>
@@ -351,7 +351,7 @@
         </w:numPr>
         <w:spacing w:after="60"/>
       </w:pPr>
-      <w:hyperlink w:history="1" r:id="rIdtw2vkrsedc0rhmunmkxkk">
+      <w:hyperlink w:history="1" r:id="rIdztaafz3ueychbum2twmh9">
         <w:r>
           <w:rPr>
             <w:color w:val="0A4FA8"/>
@@ -752,6 +752,9 @@
         </w:tc>
       </w:tr>
       <w:tr>
+        <w:trPr>
+          <w:cantSplit/>
+        </w:trPr>
         <w:tc>
           <w:tcPr>
             <w:tcW w:type="dxa" w:w="3360"/>
@@ -838,6 +841,9 @@
         </w:tc>
       </w:tr>
       <w:tr>
+        <w:trPr>
+          <w:cantSplit/>
+        </w:trPr>
         <w:tc>
           <w:tcPr>
             <w:tcW w:type="dxa" w:w="3360"/>
@@ -1184,6 +1190,816 @@
       </w:pPr>
       <w:r>
         <w:t xml:space="preserve">Students answer with evidence from at least two places on the map. Some ways to do it: a paragraph, a route drawn with Sketch (not saved, so finish in one session or take a screenshot), or a short talk using the bookmark and the layers.</w:t>
+      </w:r>
+    </w:p>
+    <w:p>
+      <w:pPr>
+        <w:pStyle w:val="Heading2"/>
+      </w:pPr>
+      <w:r>
+        <w:t xml:space="preserve">Assessing the answer</w:t>
+      </w:r>
+    </w:p>
+    <w:p>
+      <w:pPr>
+        <w:spacing w:after="100"/>
+      </w:pPr>
+      <w:r>
+        <w:t xml:space="preserve">One way to assess the answer to the compelling question: the rubric every lesson shares (four criteria, four levels), with this lesson's own line on what counts as map evidence, and a model answer at the top level. Use it as it is, adapt it, or use your own.</w:t>
+      </w:r>
+    </w:p>
+    <w:p>
+      <w:pPr>
+        <w:spacing w:after="100"/>
+        <w:ind w:left="360"/>
+      </w:pPr>
+      <w:r>
+        <w:rPr>
+          <w:b/>
+          <w:bCs/>
+        </w:rPr>
+        <w:t xml:space="preserve">Map evidence in this lesson: </w:t>
+      </w:r>
+      <w:r>
+        <w:t xml:space="preserve">Strong answers use dates and victors from the Revolutionary War Battles pop-ups and legend (Lexington and Concord, April 19, 1775, blue = American Victory; Fort Washington, November 16, 1776, red = British Victory; Trenton, December 26, 1776), the Major Port City symbol in the Key Port Cities legend, the Turning Points circles, and a Measure distance such as New York to Boston (about 190 miles).</w:t>
+      </w:r>
+    </w:p>
+    <w:tbl>
+      <w:tblPr>
+        <w:tblW w:type="dxa" w:w="10080"/>
+        <w:tblBorders>
+          <w:top w:val="single" w:color="auto" w:sz="4"/>
+          <w:left w:val="single" w:color="auto" w:sz="4"/>
+          <w:bottom w:val="single" w:color="auto" w:sz="4"/>
+          <w:right w:val="single" w:color="auto" w:sz="4"/>
+          <w:insideH w:val="single" w:color="auto" w:sz="4"/>
+          <w:insideV w:val="single" w:color="auto" w:sz="4"/>
+        </w:tblBorders>
+      </w:tblPr>
+      <w:tblGrid>
+        <w:gridCol w:w="2016"/>
+        <w:gridCol w:w="2016"/>
+        <w:gridCol w:w="2016"/>
+        <w:gridCol w:w="2016"/>
+        <w:gridCol w:w="2016"/>
+      </w:tblGrid>
+      <w:tr>
+        <w:trPr>
+          <w:tblHeader/>
+        </w:trPr>
+        <w:tc>
+          <w:tcPr>
+            <w:tcW w:type="dxa" w:w="2016"/>
+            <w:tcBorders>
+              <w:top w:val="single" w:color="BFBFBF" w:sz="4"/>
+              <w:left w:val="single" w:color="BFBFBF" w:sz="4"/>
+              <w:bottom w:val="single" w:color="BFBFBF" w:sz="4"/>
+              <w:right w:val="single" w:color="BFBFBF" w:sz="4"/>
+            </w:tcBorders>
+            <w:shd w:fill="E7EDF3" w:color="auto" w:val="clear"/>
+            <w:tcMar>
+              <w:top w:type="dxa" w:w="60"/>
+              <w:left w:type="dxa" w:w="90"/>
+              <w:bottom w:type="dxa" w:w="60"/>
+              <w:right w:type="dxa" w:w="90"/>
+            </w:tcMar>
+          </w:tcPr>
+          <w:p>
+            <w:r>
+              <w:rPr>
+                <w:b/>
+                <w:bCs/>
+                <w:sz w:val="20"/>
+                <w:szCs w:val="20"/>
+              </w:rPr>
+              <w:t xml:space="preserve">Criterion</w:t>
+            </w:r>
+          </w:p>
+        </w:tc>
+        <w:tc>
+          <w:tcPr>
+            <w:tcW w:type="dxa" w:w="2016"/>
+            <w:tcBorders>
+              <w:top w:val="single" w:color="BFBFBF" w:sz="4"/>
+              <w:left w:val="single" w:color="BFBFBF" w:sz="4"/>
+              <w:bottom w:val="single" w:color="BFBFBF" w:sz="4"/>
+              <w:right w:val="single" w:color="BFBFBF" w:sz="4"/>
+            </w:tcBorders>
+            <w:shd w:fill="E7EDF3" w:color="auto" w:val="clear"/>
+            <w:tcMar>
+              <w:top w:type="dxa" w:w="60"/>
+              <w:left w:type="dxa" w:w="90"/>
+              <w:bottom w:type="dxa" w:w="60"/>
+              <w:right w:type="dxa" w:w="90"/>
+            </w:tcMar>
+          </w:tcPr>
+          <w:p>
+            <w:r>
+              <w:rPr>
+                <w:b/>
+                <w:bCs/>
+                <w:sz w:val="20"/>
+                <w:szCs w:val="20"/>
+              </w:rPr>
+              <w:t xml:space="preserve">1 Beginning</w:t>
+            </w:r>
+          </w:p>
+        </w:tc>
+        <w:tc>
+          <w:tcPr>
+            <w:tcW w:type="dxa" w:w="2016"/>
+            <w:tcBorders>
+              <w:top w:val="single" w:color="BFBFBF" w:sz="4"/>
+              <w:left w:val="single" w:color="BFBFBF" w:sz="4"/>
+              <w:bottom w:val="single" w:color="BFBFBF" w:sz="4"/>
+              <w:right w:val="single" w:color="BFBFBF" w:sz="4"/>
+            </w:tcBorders>
+            <w:shd w:fill="E7EDF3" w:color="auto" w:val="clear"/>
+            <w:tcMar>
+              <w:top w:type="dxa" w:w="60"/>
+              <w:left w:type="dxa" w:w="90"/>
+              <w:bottom w:type="dxa" w:w="60"/>
+              <w:right w:type="dxa" w:w="90"/>
+            </w:tcMar>
+          </w:tcPr>
+          <w:p>
+            <w:r>
+              <w:rPr>
+                <w:b/>
+                <w:bCs/>
+                <w:sz w:val="20"/>
+                <w:szCs w:val="20"/>
+              </w:rPr>
+              <w:t xml:space="preserve">2 Developing</w:t>
+            </w:r>
+          </w:p>
+        </w:tc>
+        <w:tc>
+          <w:tcPr>
+            <w:tcW w:type="dxa" w:w="2016"/>
+            <w:tcBorders>
+              <w:top w:val="single" w:color="BFBFBF" w:sz="4"/>
+              <w:left w:val="single" w:color="BFBFBF" w:sz="4"/>
+              <w:bottom w:val="single" w:color="BFBFBF" w:sz="4"/>
+              <w:right w:val="single" w:color="BFBFBF" w:sz="4"/>
+            </w:tcBorders>
+            <w:shd w:fill="E7EDF3" w:color="auto" w:val="clear"/>
+            <w:tcMar>
+              <w:top w:type="dxa" w:w="60"/>
+              <w:left w:type="dxa" w:w="90"/>
+              <w:bottom w:type="dxa" w:w="60"/>
+              <w:right w:type="dxa" w:w="90"/>
+            </w:tcMar>
+          </w:tcPr>
+          <w:p>
+            <w:r>
+              <w:rPr>
+                <w:b/>
+                <w:bCs/>
+                <w:sz w:val="20"/>
+                <w:szCs w:val="20"/>
+              </w:rPr>
+              <w:t xml:space="preserve">3 Secure</w:t>
+            </w:r>
+          </w:p>
+        </w:tc>
+        <w:tc>
+          <w:tcPr>
+            <w:tcW w:type="dxa" w:w="2016"/>
+            <w:tcBorders>
+              <w:top w:val="single" w:color="BFBFBF" w:sz="4"/>
+              <w:left w:val="single" w:color="BFBFBF" w:sz="4"/>
+              <w:bottom w:val="single" w:color="BFBFBF" w:sz="4"/>
+              <w:right w:val="single" w:color="BFBFBF" w:sz="4"/>
+            </w:tcBorders>
+            <w:shd w:fill="E7EDF3" w:color="auto" w:val="clear"/>
+            <w:tcMar>
+              <w:top w:type="dxa" w:w="60"/>
+              <w:left w:type="dxa" w:w="90"/>
+              <w:bottom w:type="dxa" w:w="60"/>
+              <w:right w:type="dxa" w:w="90"/>
+            </w:tcMar>
+          </w:tcPr>
+          <w:p>
+            <w:r>
+              <w:rPr>
+                <w:b/>
+                <w:bCs/>
+                <w:sz w:val="20"/>
+                <w:szCs w:val="20"/>
+              </w:rPr>
+              <w:t xml:space="preserve">4 Strong</w:t>
+            </w:r>
+          </w:p>
+        </w:tc>
+      </w:tr>
+      <w:tr>
+        <w:trPr>
+          <w:cantSplit/>
+        </w:trPr>
+        <w:tc>
+          <w:tcPr>
+            <w:tcW w:type="dxa" w:w="2016"/>
+            <w:tcBorders>
+              <w:top w:val="single" w:color="BFBFBF" w:sz="4"/>
+              <w:left w:val="single" w:color="BFBFBF" w:sz="4"/>
+              <w:bottom w:val="single" w:color="BFBFBF" w:sz="4"/>
+              <w:right w:val="single" w:color="BFBFBF" w:sz="4"/>
+            </w:tcBorders>
+            <w:tcMar>
+              <w:top w:type="dxa" w:w="60"/>
+              <w:left w:type="dxa" w:w="90"/>
+              <w:bottom w:type="dxa" w:w="60"/>
+              <w:right w:type="dxa" w:w="90"/>
+            </w:tcMar>
+          </w:tcPr>
+          <w:p>
+            <w:r>
+              <w:rPr>
+                <w:b w:val="false"/>
+                <w:bCs w:val="false"/>
+                <w:sz w:val="20"/>
+                <w:szCs w:val="20"/>
+              </w:rPr>
+              <w:t xml:space="preserve">Claim</w:t>
+            </w:r>
+          </w:p>
+        </w:tc>
+        <w:tc>
+          <w:tcPr>
+            <w:tcW w:type="dxa" w:w="2016"/>
+            <w:tcBorders>
+              <w:top w:val="single" w:color="BFBFBF" w:sz="4"/>
+              <w:left w:val="single" w:color="BFBFBF" w:sz="4"/>
+              <w:bottom w:val="single" w:color="BFBFBF" w:sz="4"/>
+              <w:right w:val="single" w:color="BFBFBF" w:sz="4"/>
+            </w:tcBorders>
+            <w:tcMar>
+              <w:top w:type="dxa" w:w="60"/>
+              <w:left w:type="dxa" w:w="90"/>
+              <w:bottom w:type="dxa" w:w="60"/>
+              <w:right w:type="dxa" w:w="90"/>
+            </w:tcMar>
+          </w:tcPr>
+          <w:p>
+            <w:r>
+              <w:rPr>
+                <w:b w:val="false"/>
+                <w:bCs w:val="false"/>
+                <w:sz w:val="20"/>
+                <w:szCs w:val="20"/>
+              </w:rPr>
+              <w:t xml:space="preserve">No clear answer to the big question, or restates the question.</w:t>
+            </w:r>
+          </w:p>
+        </w:tc>
+        <w:tc>
+          <w:tcPr>
+            <w:tcW w:type="dxa" w:w="2016"/>
+            <w:tcBorders>
+              <w:top w:val="single" w:color="BFBFBF" w:sz="4"/>
+              <w:left w:val="single" w:color="BFBFBF" w:sz="4"/>
+              <w:bottom w:val="single" w:color="BFBFBF" w:sz="4"/>
+              <w:right w:val="single" w:color="BFBFBF" w:sz="4"/>
+            </w:tcBorders>
+            <w:tcMar>
+              <w:top w:type="dxa" w:w="60"/>
+              <w:left w:type="dxa" w:w="90"/>
+              <w:bottom w:type="dxa" w:w="60"/>
+              <w:right w:type="dxa" w:w="90"/>
+            </w:tcMar>
+          </w:tcPr>
+          <w:p>
+            <w:r>
+              <w:rPr>
+                <w:b w:val="false"/>
+                <w:bCs w:val="false"/>
+                <w:sz w:val="20"/>
+                <w:szCs w:val="20"/>
+              </w:rPr>
+              <w:t xml:space="preserve">Gives an answer, but it is vague or only partly about the big question.</w:t>
+            </w:r>
+          </w:p>
+        </w:tc>
+        <w:tc>
+          <w:tcPr>
+            <w:tcW w:type="dxa" w:w="2016"/>
+            <w:tcBorders>
+              <w:top w:val="single" w:color="BFBFBF" w:sz="4"/>
+              <w:left w:val="single" w:color="BFBFBF" w:sz="4"/>
+              <w:bottom w:val="single" w:color="BFBFBF" w:sz="4"/>
+              <w:right w:val="single" w:color="BFBFBF" w:sz="4"/>
+            </w:tcBorders>
+            <w:tcMar>
+              <w:top w:type="dxa" w:w="60"/>
+              <w:left w:type="dxa" w:w="90"/>
+              <w:bottom w:type="dxa" w:w="60"/>
+              <w:right w:type="dxa" w:w="90"/>
+            </w:tcMar>
+          </w:tcPr>
+          <w:p>
+            <w:r>
+              <w:rPr>
+                <w:b w:val="false"/>
+                <w:bCs w:val="false"/>
+                <w:sz w:val="20"/>
+                <w:szCs w:val="20"/>
+              </w:rPr>
+              <w:t xml:space="preserve">Gives a clear answer to the big question.</w:t>
+            </w:r>
+          </w:p>
+        </w:tc>
+        <w:tc>
+          <w:tcPr>
+            <w:tcW w:type="dxa" w:w="2016"/>
+            <w:tcBorders>
+              <w:top w:val="single" w:color="BFBFBF" w:sz="4"/>
+              <w:left w:val="single" w:color="BFBFBF" w:sz="4"/>
+              <w:bottom w:val="single" w:color="BFBFBF" w:sz="4"/>
+              <w:right w:val="single" w:color="BFBFBF" w:sz="4"/>
+            </w:tcBorders>
+            <w:tcMar>
+              <w:top w:type="dxa" w:w="60"/>
+              <w:left w:type="dxa" w:w="90"/>
+              <w:bottom w:type="dxa" w:w="60"/>
+              <w:right w:type="dxa" w:w="90"/>
+            </w:tcMar>
+          </w:tcPr>
+          <w:p>
+            <w:r>
+              <w:rPr>
+                <w:b w:val="false"/>
+                <w:bCs w:val="false"/>
+                <w:sz w:val="20"/>
+                <w:szCs w:val="20"/>
+              </w:rPr>
+              <w:t xml:space="preserve">Gives a clear answer and says how far it holds (for example, where or when it does not).</w:t>
+            </w:r>
+          </w:p>
+        </w:tc>
+      </w:tr>
+      <w:tr>
+        <w:trPr>
+          <w:cantSplit/>
+        </w:trPr>
+        <w:tc>
+          <w:tcPr>
+            <w:tcW w:type="dxa" w:w="2016"/>
+            <w:tcBorders>
+              <w:top w:val="single" w:color="BFBFBF" w:sz="4"/>
+              <w:left w:val="single" w:color="BFBFBF" w:sz="4"/>
+              <w:bottom w:val="single" w:color="BFBFBF" w:sz="4"/>
+              <w:right w:val="single" w:color="BFBFBF" w:sz="4"/>
+            </w:tcBorders>
+            <w:tcMar>
+              <w:top w:type="dxa" w:w="60"/>
+              <w:left w:type="dxa" w:w="90"/>
+              <w:bottom w:type="dxa" w:w="60"/>
+              <w:right w:type="dxa" w:w="90"/>
+            </w:tcMar>
+          </w:tcPr>
+          <w:p>
+            <w:r>
+              <w:rPr>
+                <w:b w:val="false"/>
+                <w:bCs w:val="false"/>
+                <w:sz w:val="20"/>
+                <w:szCs w:val="20"/>
+              </w:rPr>
+              <w:t xml:space="preserve">Map evidence</w:t>
+            </w:r>
+          </w:p>
+        </w:tc>
+        <w:tc>
+          <w:tcPr>
+            <w:tcW w:type="dxa" w:w="2016"/>
+            <w:tcBorders>
+              <w:top w:val="single" w:color="BFBFBF" w:sz="4"/>
+              <w:left w:val="single" w:color="BFBFBF" w:sz="4"/>
+              <w:bottom w:val="single" w:color="BFBFBF" w:sz="4"/>
+              <w:right w:val="single" w:color="BFBFBF" w:sz="4"/>
+            </w:tcBorders>
+            <w:tcMar>
+              <w:top w:type="dxa" w:w="60"/>
+              <w:left w:type="dxa" w:w="90"/>
+              <w:bottom w:type="dxa" w:w="60"/>
+              <w:right w:type="dxa" w:w="90"/>
+            </w:tcMar>
+          </w:tcPr>
+          <w:p>
+            <w:r>
+              <w:rPr>
+                <w:b w:val="false"/>
+                <w:bCs w:val="false"/>
+                <w:sz w:val="20"/>
+                <w:szCs w:val="20"/>
+              </w:rPr>
+              <w:t xml:space="preserve">No evidence from the map, or evidence that is not on the map.</w:t>
+            </w:r>
+          </w:p>
+        </w:tc>
+        <w:tc>
+          <w:tcPr>
+            <w:tcW w:type="dxa" w:w="2016"/>
+            <w:tcBorders>
+              <w:top w:val="single" w:color="BFBFBF" w:sz="4"/>
+              <w:left w:val="single" w:color="BFBFBF" w:sz="4"/>
+              <w:bottom w:val="single" w:color="BFBFBF" w:sz="4"/>
+              <w:right w:val="single" w:color="BFBFBF" w:sz="4"/>
+            </w:tcBorders>
+            <w:tcMar>
+              <w:top w:type="dxa" w:w="60"/>
+              <w:left w:type="dxa" w:w="90"/>
+              <w:bottom w:type="dxa" w:w="60"/>
+              <w:right w:type="dxa" w:w="90"/>
+            </w:tcMar>
+          </w:tcPr>
+          <w:p>
+            <w:r>
+              <w:rPr>
+                <w:b w:val="false"/>
+                <w:bCs w:val="false"/>
+                <w:sz w:val="20"/>
+                <w:szCs w:val="20"/>
+              </w:rPr>
+              <w:t xml:space="preserve">One piece of evidence from the map, or evidence that is not specific (no names, dates or numbers).</w:t>
+            </w:r>
+          </w:p>
+        </w:tc>
+        <w:tc>
+          <w:tcPr>
+            <w:tcW w:type="dxa" w:w="2016"/>
+            <w:tcBorders>
+              <w:top w:val="single" w:color="BFBFBF" w:sz="4"/>
+              <w:left w:val="single" w:color="BFBFBF" w:sz="4"/>
+              <w:bottom w:val="single" w:color="BFBFBF" w:sz="4"/>
+              <w:right w:val="single" w:color="BFBFBF" w:sz="4"/>
+            </w:tcBorders>
+            <w:tcMar>
+              <w:top w:type="dxa" w:w="60"/>
+              <w:left w:type="dxa" w:w="90"/>
+              <w:bottom w:type="dxa" w:w="60"/>
+              <w:right w:type="dxa" w:w="90"/>
+            </w:tcMar>
+          </w:tcPr>
+          <w:p>
+            <w:r>
+              <w:rPr>
+                <w:b w:val="false"/>
+                <w:bCs w:val="false"/>
+                <w:sz w:val="20"/>
+                <w:szCs w:val="20"/>
+              </w:rPr>
+              <w:t xml:space="preserve">Specific evidence from at least two layers or places on the map: named features, dates, numbers or distances read from pop-ups, the legend or Measure.</w:t>
+            </w:r>
+          </w:p>
+        </w:tc>
+        <w:tc>
+          <w:tcPr>
+            <w:tcW w:type="dxa" w:w="2016"/>
+            <w:tcBorders>
+              <w:top w:val="single" w:color="BFBFBF" w:sz="4"/>
+              <w:left w:val="single" w:color="BFBFBF" w:sz="4"/>
+              <w:bottom w:val="single" w:color="BFBFBF" w:sz="4"/>
+              <w:right w:val="single" w:color="BFBFBF" w:sz="4"/>
+            </w:tcBorders>
+            <w:tcMar>
+              <w:top w:type="dxa" w:w="60"/>
+              <w:left w:type="dxa" w:w="90"/>
+              <w:bottom w:type="dxa" w:w="60"/>
+              <w:right w:type="dxa" w:w="90"/>
+            </w:tcMar>
+          </w:tcPr>
+          <w:p>
+            <w:r>
+              <w:rPr>
+                <w:b w:val="false"/>
+                <w:bCs w:val="false"/>
+                <w:sz w:val="20"/>
+                <w:szCs w:val="20"/>
+              </w:rPr>
+              <w:t xml:space="preserve">Specific evidence from at least two layers or places, chosen to fit the claim, with the layer or feature named so a reader could find it.</w:t>
+            </w:r>
+          </w:p>
+        </w:tc>
+      </w:tr>
+      <w:tr>
+        <w:trPr>
+          <w:cantSplit/>
+        </w:trPr>
+        <w:tc>
+          <w:tcPr>
+            <w:tcW w:type="dxa" w:w="2016"/>
+            <w:tcBorders>
+              <w:top w:val="single" w:color="BFBFBF" w:sz="4"/>
+              <w:left w:val="single" w:color="BFBFBF" w:sz="4"/>
+              <w:bottom w:val="single" w:color="BFBFBF" w:sz="4"/>
+              <w:right w:val="single" w:color="BFBFBF" w:sz="4"/>
+            </w:tcBorders>
+            <w:tcMar>
+              <w:top w:type="dxa" w:w="60"/>
+              <w:left w:type="dxa" w:w="90"/>
+              <w:bottom w:type="dxa" w:w="60"/>
+              <w:right w:type="dxa" w:w="90"/>
+            </w:tcMar>
+          </w:tcPr>
+          <w:p>
+            <w:r>
+              <w:rPr>
+                <w:b w:val="false"/>
+                <w:bCs w:val="false"/>
+                <w:sz w:val="20"/>
+                <w:szCs w:val="20"/>
+              </w:rPr>
+              <w:t xml:space="preserve">Geographic reasoning</w:t>
+            </w:r>
+          </w:p>
+        </w:tc>
+        <w:tc>
+          <w:tcPr>
+            <w:tcW w:type="dxa" w:w="2016"/>
+            <w:tcBorders>
+              <w:top w:val="single" w:color="BFBFBF" w:sz="4"/>
+              <w:left w:val="single" w:color="BFBFBF" w:sz="4"/>
+              <w:bottom w:val="single" w:color="BFBFBF" w:sz="4"/>
+              <w:right w:val="single" w:color="BFBFBF" w:sz="4"/>
+            </w:tcBorders>
+            <w:tcMar>
+              <w:top w:type="dxa" w:w="60"/>
+              <w:left w:type="dxa" w:w="90"/>
+              <w:bottom w:type="dxa" w:w="60"/>
+              <w:right w:type="dxa" w:w="90"/>
+            </w:tcMar>
+          </w:tcPr>
+          <w:p>
+            <w:r>
+              <w:rPr>
+                <w:b w:val="false"/>
+                <w:bCs w:val="false"/>
+                <w:sz w:val="20"/>
+                <w:szCs w:val="20"/>
+              </w:rPr>
+              <w:t xml:space="preserve">Lists facts without connecting them to the answer.</w:t>
+            </w:r>
+          </w:p>
+        </w:tc>
+        <w:tc>
+          <w:tcPr>
+            <w:tcW w:type="dxa" w:w="2016"/>
+            <w:tcBorders>
+              <w:top w:val="single" w:color="BFBFBF" w:sz="4"/>
+              <w:left w:val="single" w:color="BFBFBF" w:sz="4"/>
+              <w:bottom w:val="single" w:color="BFBFBF" w:sz="4"/>
+              <w:right w:val="single" w:color="BFBFBF" w:sz="4"/>
+            </w:tcBorders>
+            <w:tcMar>
+              <w:top w:type="dxa" w:w="60"/>
+              <w:left w:type="dxa" w:w="90"/>
+              <w:bottom w:type="dxa" w:w="60"/>
+              <w:right w:type="dxa" w:w="90"/>
+            </w:tcMar>
+          </w:tcPr>
+          <w:p>
+            <w:r>
+              <w:rPr>
+                <w:b w:val="false"/>
+                <w:bCs w:val="false"/>
+                <w:sz w:val="20"/>
+                <w:szCs w:val="20"/>
+              </w:rPr>
+              <w:t xml:space="preserve">Connects some evidence to the answer, but the link is not explained.</w:t>
+            </w:r>
+          </w:p>
+        </w:tc>
+        <w:tc>
+          <w:tcPr>
+            <w:tcW w:type="dxa" w:w="2016"/>
+            <w:tcBorders>
+              <w:top w:val="single" w:color="BFBFBF" w:sz="4"/>
+              <w:left w:val="single" w:color="BFBFBF" w:sz="4"/>
+              <w:bottom w:val="single" w:color="BFBFBF" w:sz="4"/>
+              <w:right w:val="single" w:color="BFBFBF" w:sz="4"/>
+            </w:tcBorders>
+            <w:tcMar>
+              <w:top w:type="dxa" w:w="60"/>
+              <w:left w:type="dxa" w:w="90"/>
+              <w:bottom w:type="dxa" w:w="60"/>
+              <w:right w:type="dxa" w:w="90"/>
+            </w:tcMar>
+          </w:tcPr>
+          <w:p>
+            <w:r>
+              <w:rPr>
+                <w:b w:val="false"/>
+                <w:bCs w:val="false"/>
+                <w:sz w:val="20"/>
+                <w:szCs w:val="20"/>
+              </w:rPr>
+              <w:t xml:space="preserve">Explains how the evidence supports the answer, including where things happened and why there.</w:t>
+            </w:r>
+          </w:p>
+        </w:tc>
+        <w:tc>
+          <w:tcPr>
+            <w:tcW w:type="dxa" w:w="2016"/>
+            <w:tcBorders>
+              <w:top w:val="single" w:color="BFBFBF" w:sz="4"/>
+              <w:left w:val="single" w:color="BFBFBF" w:sz="4"/>
+              <w:bottom w:val="single" w:color="BFBFBF" w:sz="4"/>
+              <w:right w:val="single" w:color="BFBFBF" w:sz="4"/>
+            </w:tcBorders>
+            <w:tcMar>
+              <w:top w:type="dxa" w:w="60"/>
+              <w:left w:type="dxa" w:w="90"/>
+              <w:bottom w:type="dxa" w:w="60"/>
+              <w:right w:type="dxa" w:w="90"/>
+            </w:tcMar>
+          </w:tcPr>
+          <w:p>
+            <w:r>
+              <w:rPr>
+                <w:b w:val="false"/>
+                <w:bCs w:val="false"/>
+                <w:sz w:val="20"/>
+                <w:szCs w:val="20"/>
+              </w:rPr>
+              <w:t xml:space="preserve">Explains where and why, and notes a pattern, a change over time or a connection between layers.</w:t>
+            </w:r>
+          </w:p>
+        </w:tc>
+      </w:tr>
+      <w:tr>
+        <w:trPr>
+          <w:cantSplit/>
+        </w:trPr>
+        <w:tc>
+          <w:tcPr>
+            <w:tcW w:type="dxa" w:w="2016"/>
+            <w:tcBorders>
+              <w:top w:val="single" w:color="BFBFBF" w:sz="4"/>
+              <w:left w:val="single" w:color="BFBFBF" w:sz="4"/>
+              <w:bottom w:val="single" w:color="BFBFBF" w:sz="4"/>
+              <w:right w:val="single" w:color="BFBFBF" w:sz="4"/>
+            </w:tcBorders>
+            <w:tcMar>
+              <w:top w:type="dxa" w:w="60"/>
+              <w:left w:type="dxa" w:w="90"/>
+              <w:bottom w:type="dxa" w:w="60"/>
+              <w:right w:type="dxa" w:w="90"/>
+            </w:tcMar>
+          </w:tcPr>
+          <w:p>
+            <w:r>
+              <w:rPr>
+                <w:b w:val="false"/>
+                <w:bCs w:val="false"/>
+                <w:sz w:val="20"/>
+                <w:szCs w:val="20"/>
+              </w:rPr>
+              <w:t xml:space="preserve">Accuracy</w:t>
+            </w:r>
+          </w:p>
+        </w:tc>
+        <w:tc>
+          <w:tcPr>
+            <w:tcW w:type="dxa" w:w="2016"/>
+            <w:tcBorders>
+              <w:top w:val="single" w:color="BFBFBF" w:sz="4"/>
+              <w:left w:val="single" w:color="BFBFBF" w:sz="4"/>
+              <w:bottom w:val="single" w:color="BFBFBF" w:sz="4"/>
+              <w:right w:val="single" w:color="BFBFBF" w:sz="4"/>
+            </w:tcBorders>
+            <w:tcMar>
+              <w:top w:type="dxa" w:w="60"/>
+              <w:left w:type="dxa" w:w="90"/>
+              <w:bottom w:type="dxa" w:w="60"/>
+              <w:right w:type="dxa" w:w="90"/>
+            </w:tcMar>
+          </w:tcPr>
+          <w:p>
+            <w:r>
+              <w:rPr>
+                <w:b w:val="false"/>
+                <w:bCs w:val="false"/>
+                <w:sz w:val="20"/>
+                <w:szCs w:val="20"/>
+              </w:rPr>
+              <w:t xml:space="preserve">Several facts do not match the map.</w:t>
+            </w:r>
+          </w:p>
+        </w:tc>
+        <w:tc>
+          <w:tcPr>
+            <w:tcW w:type="dxa" w:w="2016"/>
+            <w:tcBorders>
+              <w:top w:val="single" w:color="BFBFBF" w:sz="4"/>
+              <w:left w:val="single" w:color="BFBFBF" w:sz="4"/>
+              <w:bottom w:val="single" w:color="BFBFBF" w:sz="4"/>
+              <w:right w:val="single" w:color="BFBFBF" w:sz="4"/>
+            </w:tcBorders>
+            <w:tcMar>
+              <w:top w:type="dxa" w:w="60"/>
+              <w:left w:type="dxa" w:w="90"/>
+              <w:bottom w:type="dxa" w:w="60"/>
+              <w:right w:type="dxa" w:w="90"/>
+            </w:tcMar>
+          </w:tcPr>
+          <w:p>
+            <w:r>
+              <w:rPr>
+                <w:b w:val="false"/>
+                <w:bCs w:val="false"/>
+                <w:sz w:val="20"/>
+                <w:szCs w:val="20"/>
+              </w:rPr>
+              <w:t xml:space="preserve">Mostly matches the map, with one or two mistakes.</w:t>
+            </w:r>
+          </w:p>
+        </w:tc>
+        <w:tc>
+          <w:tcPr>
+            <w:tcW w:type="dxa" w:w="2016"/>
+            <w:tcBorders>
+              <w:top w:val="single" w:color="BFBFBF" w:sz="4"/>
+              <w:left w:val="single" w:color="BFBFBF" w:sz="4"/>
+              <w:bottom w:val="single" w:color="BFBFBF" w:sz="4"/>
+              <w:right w:val="single" w:color="BFBFBF" w:sz="4"/>
+            </w:tcBorders>
+            <w:tcMar>
+              <w:top w:type="dxa" w:w="60"/>
+              <w:left w:type="dxa" w:w="90"/>
+              <w:bottom w:type="dxa" w:w="60"/>
+              <w:right w:type="dxa" w:w="90"/>
+            </w:tcMar>
+          </w:tcPr>
+          <w:p>
+            <w:r>
+              <w:rPr>
+                <w:b w:val="false"/>
+                <w:bCs w:val="false"/>
+                <w:sz w:val="20"/>
+                <w:szCs w:val="20"/>
+              </w:rPr>
+              <w:t xml:space="preserve">Dates, places, winners, numbers and distances match the map.</w:t>
+            </w:r>
+          </w:p>
+        </w:tc>
+        <w:tc>
+          <w:tcPr>
+            <w:tcW w:type="dxa" w:w="2016"/>
+            <w:tcBorders>
+              <w:top w:val="single" w:color="BFBFBF" w:sz="4"/>
+              <w:left w:val="single" w:color="BFBFBF" w:sz="4"/>
+              <w:bottom w:val="single" w:color="BFBFBF" w:sz="4"/>
+              <w:right w:val="single" w:color="BFBFBF" w:sz="4"/>
+            </w:tcBorders>
+            <w:tcMar>
+              <w:top w:type="dxa" w:w="60"/>
+              <w:left w:type="dxa" w:w="90"/>
+              <w:bottom w:type="dxa" w:w="60"/>
+              <w:right w:type="dxa" w:w="90"/>
+            </w:tcMar>
+          </w:tcPr>
+          <w:p>
+            <w:r>
+              <w:rPr>
+                <w:b w:val="false"/>
+                <w:bCs w:val="false"/>
+                <w:sz w:val="20"/>
+                <w:szCs w:val="20"/>
+              </w:rPr>
+              <w:t xml:space="preserve">Everything matches the map, and the answer says where on the map it came from.</w:t>
+            </w:r>
+          </w:p>
+        </w:tc>
+      </w:tr>
+    </w:tbl>
+    <w:p>
+      <w:pPr>
+        <w:spacing w:after="100"/>
+      </w:pPr>
+      <w:r>
+        <w:t xml:space="preserve"/>
+      </w:r>
+    </w:p>
+    <w:p>
+      <w:pPr>
+        <w:pStyle w:val="Heading3"/>
+      </w:pPr>
+      <w:r>
+        <w:t xml:space="preserve">A model answer (level 4)</w:t>
+      </w:r>
+    </w:p>
+    <w:p>
+      <w:pPr>
+        <w:pBdr>
+          <w:left w:val="single" w:color="35AC46" w:sz="24" w:space="12"/>
+        </w:pBdr>
+        <w:spacing w:after="100"/>
+        <w:ind w:left="360"/>
+      </w:pPr>
+      <w:r>
+        <w:t xml:space="preserve">The fighting moved from Boston to New York and then across New Jersey because the British went after the big port in the middle of the coast, which could cut New England off from the rest of the colonies, and the Americans fell back before striking at Trenton. On the Massachusetts bookmark, the Lexington and Concord pop-up gives April 19, 1775, and the legend shows its blue diamond means an American Victory; the Boston pop-up runs from April 19, 1775 to March 17, 1776, about 11 months. With Key Port Cities on, the legend's larger symbol marks New York as a Major Port City, and Measure gives about 190 miles to Boston and about 80 miles to Philadelphia, so a navy there could reach the other big ports. The pop-up dates put 13 battles in 1776, and red diamonds at Brooklyn, Fort Washington on November 16, 1776 and Fort Lee on November 20, 1776 show the British winning nearly all of them, until Trenton, December 26, 1776, with a blue diamond, about 52 miles from New York City by Measure. The pattern is that the fighting followed the coast and its ports, but my claim only covers 1775 and 1776, where the map ends.</w:t>
       </w:r>
     </w:p>
     <w:p>
@@ -1388,6 +2204,9 @@
         </w:tc>
       </w:tr>
       <w:tr>
+        <w:trPr>
+          <w:cantSplit/>
+        </w:trPr>
         <w:tc>
           <w:tcPr>
             <w:tcW w:type="dxa" w:w="3360"/>
@@ -1474,6 +2293,9 @@
         </w:tc>
       </w:tr>
       <w:tr>
+        <w:trPr>
+          <w:cantSplit/>
+        </w:trPr>
         <w:tc>
           <w:tcPr>
             <w:tcW w:type="dxa" w:w="3360"/>
@@ -1560,6 +2382,9 @@
         </w:tc>
       </w:tr>
       <w:tr>
+        <w:trPr>
+          <w:cantSplit/>
+        </w:trPr>
         <w:tc>
           <w:tcPr>
             <w:tcW w:type="dxa" w:w="3360"/>
@@ -1646,6 +2471,9 @@
         </w:tc>
       </w:tr>
       <w:tr>
+        <w:trPr>
+          <w:cantSplit/>
+        </w:trPr>
         <w:tc>
           <w:tcPr>
             <w:tcW w:type="dxa" w:w="3360"/>
@@ -1732,6 +2560,9 @@
         </w:tc>
       </w:tr>
       <w:tr>
+        <w:trPr>
+          <w:cantSplit/>
+        </w:trPr>
         <w:tc>
           <w:tcPr>
             <w:tcW w:type="dxa" w:w="3360"/>
@@ -1818,6 +2649,9 @@
         </w:tc>
       </w:tr>
       <w:tr>
+        <w:trPr>
+          <w:cantSplit/>
+        </w:trPr>
         <w:tc>
           <w:tcPr>
             <w:tcW w:type="dxa" w:w="3360"/>
@@ -1981,7 +2815,7 @@
       <w:pStyle w:val="Credits"/>
     </w:pPr>
     <w:r>
-      <w:t xml:space="preserve">Teacher notes: 1775–1776 Revolutionary Battles, 0.7.0. For teachers.</w:t>
+      <w:t xml:space="preserve">Teacher notes: 1775–1776 Revolutionary Battles, 0.8.0. For teachers.</w:t>
     </w:r>
   </w:p>
 </w:ftr>

--- a/resources/dist/sheets/revolutionary-battles-1775-1776-teacher-notes-en.docx
+++ b/resources/dist/sheets/revolutionary-battles-1775-1776-teacher-notes-en.docx
@@ -45,7 +45,7 @@
         </w:rPr>
         <w:t xml:space="preserve">Map: </w:t>
       </w:r>
-      <w:hyperlink w:history="1" r:id="rIdvzzkskwsviabunymuagp1">
+      <w:hyperlink w:history="1" r:id="rIdvazn2mwwfiv7ofhfcktfd">
         <w:r>
           <w:rPr>
             <w:color w:val="0A4FA8"/>
@@ -214,7 +214,7 @@
         <w:spacing w:after="100"/>
       </w:pPr>
       <w:r>
-        <w:t xml:space="preserve">The lesson includes the MapMaker map, a two-page Word student sheet in English and Spanish, and these teacher notes. Print the sheet or share it digitally; it opens in Word and Google Docs. Share the map with the Google Classroom button or by pasting its link, and attach the sheet separately. No account or login is needed. Sketches on the map are not saved between sessions.</w:t>
+        <w:t xml:space="preserve">The lesson includes the MapMaker map, a two-page Word student sheet in English and Spanish, and these teacher notes. Print the sheet, or download it and upload it to Google Drive to edit it in Google Docs (it also opens in Word). The Google Classroom button shares the map, not the sheet; to assign the sheet, attach your Drive copy in Classroom with Make a copy for each student, or paste the map link and attach the sheet yourself. No account or login is needed. Sketches on the map are not saved between sessions.</w:t>
       </w:r>
     </w:p>
     <w:p>
@@ -307,7 +307,7 @@
         </w:numPr>
         <w:spacing w:after="60"/>
       </w:pPr>
-      <w:hyperlink w:history="1" r:id="rId9j1deqydrgq8uxwmlgndb">
+      <w:hyperlink w:history="1" r:id="rIdqxojpb0bj06rme_itxiwx">
         <w:r>
           <w:rPr>
             <w:color w:val="0A4FA8"/>
@@ -329,7 +329,7 @@
         </w:numPr>
         <w:spacing w:after="60"/>
       </w:pPr>
-      <w:hyperlink w:history="1" r:id="rIdvgvu4mwhxtwnvs3j1k1ri">
+      <w:hyperlink w:history="1" r:id="rIdd59brvlfa0ankacz6t5zh">
         <w:r>
           <w:rPr>
             <w:color w:val="0A4FA8"/>
@@ -351,7 +351,7 @@
         </w:numPr>
         <w:spacing w:after="60"/>
       </w:pPr>
-      <w:hyperlink w:history="1" r:id="rIdztaafz3ueychbum2twmh9">
+      <w:hyperlink w:history="1" r:id="rIdfmycufoqhazcafa5mtnvo">
         <w:r>
           <w:rPr>
             <w:color w:val="0A4FA8"/>

--- a/resources/dist/sheets/revolutionary-battles-1775-1776-teacher-notes-en.docx
+++ b/resources/dist/sheets/revolutionary-battles-1775-1776-teacher-notes-en.docx
@@ -45,7 +45,7 @@
         </w:rPr>
         <w:t xml:space="preserve">Map: </w:t>
       </w:r>
-      <w:hyperlink w:history="1" r:id="rIdvazn2mwwfiv7ofhfcktfd">
+      <w:hyperlink w:history="1" r:id="rIdxuido_myfdh3tbv-upa69">
         <w:r>
           <w:rPr>
             <w:color w:val="0A4FA8"/>
@@ -307,7 +307,7 @@
         </w:numPr>
         <w:spacing w:after="60"/>
       </w:pPr>
-      <w:hyperlink w:history="1" r:id="rIdqxojpb0bj06rme_itxiwx">
+      <w:hyperlink w:history="1" r:id="rIdre-tj0fom2g-dqkl_ssjs">
         <w:r>
           <w:rPr>
             <w:color w:val="0A4FA8"/>
@@ -329,7 +329,7 @@
         </w:numPr>
         <w:spacing w:after="60"/>
       </w:pPr>
-      <w:hyperlink w:history="1" r:id="rIdd59brvlfa0ankacz6t5zh">
+      <w:hyperlink w:history="1" r:id="rIdgvgkuj455_gyrsv6ufjxp">
         <w:r>
           <w:rPr>
             <w:color w:val="0A4FA8"/>
@@ -351,7 +351,7 @@
         </w:numPr>
         <w:spacing w:after="60"/>
       </w:pPr>
-      <w:hyperlink w:history="1" r:id="rIdfmycufoqhazcafa5mtnvo">
+      <w:hyperlink w:history="1" r:id="rIdptr5jh-ykkz2ddtbewrye">
         <w:r>
           <w:rPr>
             <w:color w:val="0A4FA8"/>

--- a/resources/dist/sheets/revolutionary-battles-1775-1776-teacher-notes-en.docx
+++ b/resources/dist/sheets/revolutionary-battles-1775-1776-teacher-notes-en.docx
@@ -45,7 +45,7 @@
         </w:rPr>
         <w:t xml:space="preserve">Map: </w:t>
       </w:r>
-      <w:hyperlink w:history="1" r:id="rIdxuido_myfdh3tbv-upa69">
+      <w:hyperlink w:history="1" r:id="rIdlxp2lfgjdpy6sqqoik--g">
         <w:r>
           <w:rPr>
             <w:color w:val="0A4FA8"/>
@@ -61,7 +61,7 @@
         <w:spacing w:after="120"/>
       </w:pPr>
       <w:r>
-        <w:t xml:space="preserve">Map address: https://mpmkr.maps.arcgis.com/apps/instant/atlas/index.html?appid=0cd1cdee853c413a84bfe4b9a6931f0d&amp;webmap=bda07736a1b9425ea19fdde282088bd6</w:t>
+        <w:t xml:space="preserve">Map address: https://www.arcgis.com/apps/instant/atlas/index.html?appid=0cd1cdee853c413a84bfe4b9a6931f0d&amp;webmap=bda07736a1b9425ea19fdde282088bd6</w:t>
       </w:r>
     </w:p>
     <w:p>
@@ -214,7 +214,7 @@
         <w:spacing w:after="100"/>
       </w:pPr>
       <w:r>
-        <w:t xml:space="preserve">The lesson includes the MapMaker map, a two-page Word student sheet in English and Spanish, and these teacher notes. Print the sheet, or download it and upload it to Google Drive to edit it in Google Docs (it also opens in Word). The Google Classroom button shares the map, not the sheet; to assign the sheet, attach your Drive copy in Classroom with Make a copy for each student, or paste the map link and attach the sheet yourself. No account or login is needed. Sketches on the map are not saved between sessions.</w:t>
+        <w:t xml:space="preserve">The lesson includes the map, a two-page Word student sheet in English and Spanish, and these teacher notes. Print the sheet, or download it and upload it to Google Drive to edit it in Google Docs (it also opens in Word). The Google Classroom button shares the map, not the sheet; to assign the sheet, attach your Drive copy in Classroom with Make a copy for each student, or paste the map link and attach the sheet yourself. No account or login is needed. Sketches on the map are not saved between sessions.</w:t>
       </w:r>
     </w:p>
     <w:p>
@@ -307,7 +307,7 @@
         </w:numPr>
         <w:spacing w:after="60"/>
       </w:pPr>
-      <w:hyperlink w:history="1" r:id="rIdre-tj0fom2g-dqkl_ssjs">
+      <w:hyperlink w:history="1" r:id="rIdeua6sjxcbrduid5biiaba">
         <w:r>
           <w:rPr>
             <w:color w:val="0A4FA8"/>
@@ -329,7 +329,7 @@
         </w:numPr>
         <w:spacing w:after="60"/>
       </w:pPr>
-      <w:hyperlink w:history="1" r:id="rIdgvgkuj455_gyrsv6ufjxp">
+      <w:hyperlink w:history="1" r:id="rIdjxn28_b_-frkv0h0_1cta">
         <w:r>
           <w:rPr>
             <w:color w:val="0A4FA8"/>
@@ -351,7 +351,7 @@
         </w:numPr>
         <w:spacing w:after="60"/>
       </w:pPr>
-      <w:hyperlink w:history="1" r:id="rIdptr5jh-ykkz2ddtbewrye">
+      <w:hyperlink w:history="1" r:id="rIduafrkrumdjgmfh0iczrcf">
         <w:r>
           <w:rPr>
             <w:color w:val="0A4FA8"/>
@@ -2753,7 +2753,7 @@
         <w:spacing w:before="120"/>
       </w:pPr>
       <w:r>
-        <w:t xml:space="preserve">The National Geographic Society and Esri make this content available under a Creative Commons Attribution-NonCommercial-ShareAlike 4.0 International (CC BY-NC-SA 4.0) licence, except as noted. The licence excludes the National Geographic and Esri logos (the words National Geographic with the yellow border logo, and the Esri globe and letters) and any images included in the content. The logos and images may not be removed, altered or changed.</w:t>
+        <w:t xml:space="preserve">Esri makes this content available under a Creative Commons Attribution-NonCommercial-ShareAlike 4.0 International (CC BY-NC-SA 4.0) licence, except as noted. The licence excludes the Esri logo (the Esri globe and letters) and any images included in the content. The logo and images may not be removed, altered or changed.</w:t>
       </w:r>
     </w:p>
     <w:sectPr>

--- a/resources/dist/sheets/revolutionary-battles-1775-1776-teacher-notes-en.docx
+++ b/resources/dist/sheets/revolutionary-battles-1775-1776-teacher-notes-en.docx
@@ -45,7 +45,7 @@
         </w:rPr>
         <w:t xml:space="preserve">Map: </w:t>
       </w:r>
-      <w:hyperlink w:history="1" r:id="rIdlxp2lfgjdpy6sqqoik--g">
+      <w:hyperlink w:history="1" r:id="rIdtptikfjx0nj9ftmqetqij">
         <w:r>
           <w:rPr>
             <w:color w:val="0A4FA8"/>
@@ -307,7 +307,7 @@
         </w:numPr>
         <w:spacing w:after="60"/>
       </w:pPr>
-      <w:hyperlink w:history="1" r:id="rIdeua6sjxcbrduid5biiaba">
+      <w:hyperlink w:history="1" r:id="rIdumrfyiv0xp3hdwd65kdux">
         <w:r>
           <w:rPr>
             <w:color w:val="0A4FA8"/>
@@ -329,7 +329,7 @@
         </w:numPr>
         <w:spacing w:after="60"/>
       </w:pPr>
-      <w:hyperlink w:history="1" r:id="rIdjxn28_b_-frkv0h0_1cta">
+      <w:hyperlink w:history="1" r:id="rIdcwtohb63_ujwfy18dcjmp">
         <w:r>
           <w:rPr>
             <w:color w:val="0A4FA8"/>
@@ -351,7 +351,7 @@
         </w:numPr>
         <w:spacing w:after="60"/>
       </w:pPr>
-      <w:hyperlink w:history="1" r:id="rIduafrkrumdjgmfh0iczrcf">
+      <w:hyperlink w:history="1" r:id="rIdhr9nemgt2gi300vogyguk">
         <w:r>
           <w:rPr>
             <w:color w:val="0A4FA8"/>

--- a/resources/dist/sheets/revolutionary-battles-1775-1776-teacher-notes-en.docx
+++ b/resources/dist/sheets/revolutionary-battles-1775-1776-teacher-notes-en.docx
@@ -45,7 +45,7 @@
         </w:rPr>
         <w:t xml:space="preserve">Map: </w:t>
       </w:r>
-      <w:hyperlink w:history="1" r:id="rIdtptikfjx0nj9ftmqetqij">
+      <w:hyperlink w:history="1" r:id="rIdfmtwqfddjiwuj0auobkro">
         <w:r>
           <w:rPr>
             <w:color w:val="0A4FA8"/>
@@ -307,7 +307,7 @@
         </w:numPr>
         <w:spacing w:after="60"/>
       </w:pPr>
-      <w:hyperlink w:history="1" r:id="rIdumrfyiv0xp3hdwd65kdux">
+      <w:hyperlink w:history="1" r:id="rId_mfwoaggytql6daymfzhx">
         <w:r>
           <w:rPr>
             <w:color w:val="0A4FA8"/>
@@ -329,7 +329,7 @@
         </w:numPr>
         <w:spacing w:after="60"/>
       </w:pPr>
-      <w:hyperlink w:history="1" r:id="rIdcwtohb63_ujwfy18dcjmp">
+      <w:hyperlink w:history="1" r:id="rIdl5zyv0jl1oearkb8-nu2d">
         <w:r>
           <w:rPr>
             <w:color w:val="0A4FA8"/>
@@ -351,7 +351,7 @@
         </w:numPr>
         <w:spacing w:after="60"/>
       </w:pPr>
-      <w:hyperlink w:history="1" r:id="rIdhr9nemgt2gi300vogyguk">
+      <w:hyperlink w:history="1" r:id="rIdaajye3q0ygibjxxsb15py">
         <w:r>
           <w:rPr>
             <w:color w:val="0A4FA8"/>

--- a/resources/dist/sheets/revolutionary-battles-1775-1776-teacher-notes-en.docx
+++ b/resources/dist/sheets/revolutionary-battles-1775-1776-teacher-notes-en.docx
@@ -45,7 +45,7 @@
         </w:rPr>
         <w:t xml:space="preserve">Map: </w:t>
       </w:r>
-      <w:hyperlink w:history="1" r:id="rIdfmtwqfddjiwuj0auobkro">
+      <w:hyperlink w:history="1" r:id="rIdxdg17jkr0t3dqzdwaircq">
         <w:r>
           <w:rPr>
             <w:color w:val="0A4FA8"/>
@@ -307,7 +307,7 @@
         </w:numPr>
         <w:spacing w:after="60"/>
       </w:pPr>
-      <w:hyperlink w:history="1" r:id="rId_mfwoaggytql6daymfzhx">
+      <w:hyperlink w:history="1" r:id="rIdwzbiaqi1og3ryo_qr_qz9">
         <w:r>
           <w:rPr>
             <w:color w:val="0A4FA8"/>
@@ -329,7 +329,7 @@
         </w:numPr>
         <w:spacing w:after="60"/>
       </w:pPr>
-      <w:hyperlink w:history="1" r:id="rIdl5zyv0jl1oearkb8-nu2d">
+      <w:hyperlink w:history="1" r:id="rIdcjshx1nwyzbz8zznhlicw">
         <w:r>
           <w:rPr>
             <w:color w:val="0A4FA8"/>
@@ -351,7 +351,7 @@
         </w:numPr>
         <w:spacing w:after="60"/>
       </w:pPr>
-      <w:hyperlink w:history="1" r:id="rIdaajye3q0ygibjxxsb15py">
+      <w:hyperlink w:history="1" r:id="rId_wq9qxapksgpicp_kfzjk">
         <w:r>
           <w:rPr>
             <w:color w:val="0A4FA8"/>
@@ -2815,7 +2815,7 @@
       <w:pStyle w:val="Credits"/>
     </w:pPr>
     <w:r>
-      <w:t xml:space="preserve">Teacher notes: 1775–1776 Revolutionary Battles, 0.8.0. For teachers.</w:t>
+      <w:t xml:space="preserve">Teacher notes: 1775–1776 Revolutionary Battles, 0.8.1. For teachers.</w:t>
     </w:r>
   </w:p>
 </w:ftr>

--- a/resources/dist/sheets/revolutionary-battles-1775-1776-teacher-notes-en.docx
+++ b/resources/dist/sheets/revolutionary-battles-1775-1776-teacher-notes-en.docx
@@ -45,7 +45,7 @@
         </w:rPr>
         <w:t xml:space="preserve">Map: </w:t>
       </w:r>
-      <w:hyperlink w:history="1" r:id="rIdxdg17jkr0t3dqzdwaircq">
+      <w:hyperlink w:history="1" r:id="rIdg6xglaggfcrm5j9kikvf8">
         <w:r>
           <w:rPr>
             <w:color w:val="0A4FA8"/>
@@ -307,7 +307,7 @@
         </w:numPr>
         <w:spacing w:after="60"/>
       </w:pPr>
-      <w:hyperlink w:history="1" r:id="rIdwzbiaqi1og3ryo_qr_qz9">
+      <w:hyperlink w:history="1" r:id="rIdznu7zx4j-pujoojb_0aau">
         <w:r>
           <w:rPr>
             <w:color w:val="0A4FA8"/>
@@ -329,7 +329,7 @@
         </w:numPr>
         <w:spacing w:after="60"/>
       </w:pPr>
-      <w:hyperlink w:history="1" r:id="rIdcjshx1nwyzbz8zznhlicw">
+      <w:hyperlink w:history="1" r:id="rId6pghdzhk2nruqu3kfvigl">
         <w:r>
           <w:rPr>
             <w:color w:val="0A4FA8"/>
@@ -351,7 +351,7 @@
         </w:numPr>
         <w:spacing w:after="60"/>
       </w:pPr>
-      <w:hyperlink w:history="1" r:id="rId_wq9qxapksgpicp_kfzjk">
+      <w:hyperlink w:history="1" r:id="rIdh5fu1mxvgxfz9-e1jwufs">
         <w:r>
           <w:rPr>
             <w:color w:val="0A4FA8"/>

--- a/resources/dist/sheets/revolutionary-battles-1775-1776-teacher-notes-en.docx
+++ b/resources/dist/sheets/revolutionary-battles-1775-1776-teacher-notes-en.docx
@@ -45,7 +45,7 @@
         </w:rPr>
         <w:t xml:space="preserve">Map: </w:t>
       </w:r>
-      <w:hyperlink w:history="1" r:id="rIdg6xglaggfcrm5j9kikvf8">
+      <w:hyperlink w:history="1" r:id="rIdjeumecc4ro03krdykpboj">
         <w:r>
           <w:rPr>
             <w:color w:val="0A4FA8"/>
@@ -307,7 +307,7 @@
         </w:numPr>
         <w:spacing w:after="60"/>
       </w:pPr>
-      <w:hyperlink w:history="1" r:id="rIdznu7zx4j-pujoojb_0aau">
+      <w:hyperlink w:history="1" r:id="rIdspt4z645nbmoj3ofcs07q">
         <w:r>
           <w:rPr>
             <w:color w:val="0A4FA8"/>
@@ -329,7 +329,7 @@
         </w:numPr>
         <w:spacing w:after="60"/>
       </w:pPr>
-      <w:hyperlink w:history="1" r:id="rId6pghdzhk2nruqu3kfvigl">
+      <w:hyperlink w:history="1" r:id="rId2u2fffowuawipjqwbuqev">
         <w:r>
           <w:rPr>
             <w:color w:val="0A4FA8"/>
@@ -351,7 +351,7 @@
         </w:numPr>
         <w:spacing w:after="60"/>
       </w:pPr>
-      <w:hyperlink w:history="1" r:id="rIdh5fu1mxvgxfz9-e1jwufs">
+      <w:hyperlink w:history="1" r:id="rId4dwhlvwzmr6653ttihvh7">
         <w:r>
           <w:rPr>
             <w:color w:val="0A4FA8"/>
@@ -477,6 +477,15 @@
     </w:p>
     <w:p>
       <w:pPr>
+        <w:spacing w:after="40"/>
+        <w:ind w:left="900" w:hanging="360"/>
+      </w:pPr>
+      <w:r>
+        <w:t xml:space="preserve">7.	Use Measure for the straight-line distance from Boston to Concord.</w:t>
+      </w:r>
+    </w:p>
+    <w:p>
+      <w:pPr>
         <w:spacing w:after="100"/>
         <w:ind w:left="360"/>
       </w:pPr>
@@ -623,7 +632,7 @@
         <w:t xml:space="preserve">Accept answers that: </w:t>
       </w:r>
       <w:r>
-        <w:t xml:space="preserve">A good answer lists most of the 21 battles under the right year (8 in 1775, 13 in 1776), names Massachusetts, New York, Virginia and Quebec for 1775 and adds North Carolina, South Carolina, New Jersey and Rhode Island for 1776, and says that the fighting began around Boston and then spread along the coast, with most battles from August 1776 in New York and New Jersey, where the British won nearly all of them.</w:t>
+        <w:t xml:space="preserve">A good answer names Massachusetts, New York and Virginia, and Quebec (a British province, not one of the thirteen colonies), for 1775 and adds North Carolina, South Carolina, New Jersey and Rhode Island for 1776, and says that the fighting began around Boston and then spread along the coast, with most battles from August 1776 in New York and New Jersey, where the British won nearly all of them.</w:t>
       </w:r>
     </w:p>
     <w:p>
@@ -1054,7 +1063,7 @@
         <w:t xml:space="preserve">Accept answers that: </w:t>
       </w:r>
       <w:r>
-        <w:t xml:space="preserve">A good answer names at least New York and Philadelphia, gives both distances within range, and says that New York is in the middle of the coast, a day or two's sail from Boston, Philadelphia and the Chesapeake, with a deep harbor and the Hudson River leading north, so a navy there could reach the other big ports and cut New England off from the rest of the colonies.</w:t>
+        <w:t xml:space="preserve">A good answer names at least New York and Philadelphia, gives both distances within range, and uses the map to say that New York is a major port in the middle of the coast, about 80 miles from Philadelphia and 190 from Boston by Measure, so a navy based there could reach the other big ports and cut New England off from the colonies to the south.</w:t>
       </w:r>
     </w:p>
     <w:p>
@@ -1157,7 +1166,16 @@
         <w:ind w:left="900" w:hanging="360"/>
       </w:pPr>
       <w:r>
-        <w:t xml:space="preserve">6.	Ask: how did 1776 end for Washington's army?</w:t>
+        <w:t xml:space="preserve">6.	Use Measure for the distance from New York City to Trenton.</w:t>
+      </w:r>
+    </w:p>
+    <w:p>
+      <w:pPr>
+        <w:spacing w:after="40"/>
+        <w:ind w:left="900" w:hanging="360"/>
+      </w:pPr>
+      <w:r>
+        <w:t xml:space="preserve">7.	Ask: how did 1776 end for Washington's army?</w:t>
       </w:r>
     </w:p>
     <w:p>
@@ -2744,7 +2762,7 @@
         <w:spacing w:before="360"/>
       </w:pPr>
       <w:r>
-        <w:t xml:space="preserve">Map data: American Battlefield Trust; National Park Service, American Battlefield Protection Program; Chris Bunin and Peter Trentacoste (2026), from National Park Service, US Army Center of Military History and Library of Congress sources; National Geographic Society and Virginia Geographic Alliance, from the Historical Atlas of the United States (1988); Jay Feyerabend, master's thesis, James Madison University (2021).</w:t>
+        <w:t xml:space="preserve">Map data: American Battlefield Trust; National Park Service, American Battlefield Protection Program; Chris Bunin and Peter Trentacoste (2026), from National Park Service, US Army Center of Military History and Library of Congress sources; National Geographic Society and Virginia Geographic Alliance, from the Historical Atlas of the United States (1988); National Geographic Society and Virginia Geographic Alliance, from the Historical Atlas of the United States (1988); the reservation is in the Proclamation's text (Avalon Project, Yale Law School); Jay Feyerabend, master's thesis, James Madison University (2021).</w:t>
       </w:r>
     </w:p>
     <w:p>
@@ -2815,7 +2833,7 @@
       <w:pStyle w:val="Credits"/>
     </w:pPr>
     <w:r>
-      <w:t xml:space="preserve">Teacher notes: 1775–1776 Revolutionary Battles, 0.8.1. For teachers.</w:t>
+      <w:t xml:space="preserve">Teacher notes: 1775–1776 Revolutionary Battles, 0.9.0. For teachers.</w:t>
     </w:r>
   </w:p>
 </w:ftr>

--- a/resources/dist/sheets/revolutionary-battles-1775-1776-teacher-notes-en.docx
+++ b/resources/dist/sheets/revolutionary-battles-1775-1776-teacher-notes-en.docx
@@ -45,7 +45,7 @@
         </w:rPr>
         <w:t xml:space="preserve">Map: </w:t>
       </w:r>
-      <w:hyperlink w:history="1" r:id="rIdjeumecc4ro03krdykpboj">
+      <w:hyperlink w:history="1" r:id="rIdv8ezppmnqsyxjnmuwxva7">
         <w:r>
           <w:rPr>
             <w:color w:val="0A4FA8"/>
@@ -307,7 +307,7 @@
         </w:numPr>
         <w:spacing w:after="60"/>
       </w:pPr>
-      <w:hyperlink w:history="1" r:id="rIdspt4z645nbmoj3ofcs07q">
+      <w:hyperlink w:history="1" r:id="rId8b8023vyvmsvynlhdj13o">
         <w:r>
           <w:rPr>
             <w:color w:val="0A4FA8"/>
@@ -329,7 +329,7 @@
         </w:numPr>
         <w:spacing w:after="60"/>
       </w:pPr>
-      <w:hyperlink w:history="1" r:id="rId2u2fffowuawipjqwbuqev">
+      <w:hyperlink w:history="1" r:id="rIdbbulwthljewnwiiukzqcv">
         <w:r>
           <w:rPr>
             <w:color w:val="0A4FA8"/>
@@ -351,7 +351,7 @@
         </w:numPr>
         <w:spacing w:after="60"/>
       </w:pPr>
-      <w:hyperlink w:history="1" r:id="rId4dwhlvwzmr6653ttihvh7">
+      <w:hyperlink w:history="1" r:id="rIdrxzx49fin1mhftrqyy3f1">
         <w:r>
           <w:rPr>
             <w:color w:val="0A4FA8"/>
@@ -2833,7 +2833,7 @@
       <w:pStyle w:val="Credits"/>
     </w:pPr>
     <w:r>
-      <w:t xml:space="preserve">Teacher notes: 1775–1776 Revolutionary Battles, 0.9.0. For teachers.</w:t>
+      <w:t xml:space="preserve">Teacher notes: 1775–1776 Revolutionary Battles, 0.9.1. For teachers.</w:t>
     </w:r>
   </w:p>
 </w:ftr>

--- a/resources/dist/sheets/revolutionary-battles-1775-1776-teacher-notes-en.docx
+++ b/resources/dist/sheets/revolutionary-battles-1775-1776-teacher-notes-en.docx
@@ -45,7 +45,7 @@
         </w:rPr>
         <w:t xml:space="preserve">Map: </w:t>
       </w:r>
-      <w:hyperlink w:history="1" r:id="rIdv8ezppmnqsyxjnmuwxva7">
+      <w:hyperlink w:history="1" r:id="rIdhuxoiymbkvgktwuv-6n3q">
         <w:r>
           <w:rPr>
             <w:color w:val="0A4FA8"/>
@@ -307,7 +307,7 @@
         </w:numPr>
         <w:spacing w:after="60"/>
       </w:pPr>
-      <w:hyperlink w:history="1" r:id="rId8b8023vyvmsvynlhdj13o">
+      <w:hyperlink w:history="1" r:id="rIde6pe8zw0ou9tnjm9kkk2b">
         <w:r>
           <w:rPr>
             <w:color w:val="0A4FA8"/>
@@ -329,7 +329,7 @@
         </w:numPr>
         <w:spacing w:after="60"/>
       </w:pPr>
-      <w:hyperlink w:history="1" r:id="rIdbbulwthljewnwiiukzqcv">
+      <w:hyperlink w:history="1" r:id="rId3zrs5xjt5z4ryfc0pgfh7">
         <w:r>
           <w:rPr>
             <w:color w:val="0A4FA8"/>
@@ -351,7 +351,7 @@
         </w:numPr>
         <w:spacing w:after="60"/>
       </w:pPr>
-      <w:hyperlink w:history="1" r:id="rIdrxzx49fin1mhftrqyy3f1">
+      <w:hyperlink w:history="1" r:id="rIdid25qt2pnydsh2tltf-xf">
         <w:r>
           <w:rPr>
             <w:color w:val="0A4FA8"/>

--- a/resources/dist/sheets/revolutionary-battles-1775-1776-teacher-notes-en.docx
+++ b/resources/dist/sheets/revolutionary-battles-1775-1776-teacher-notes-en.docx
@@ -45,7 +45,7 @@
         </w:rPr>
         <w:t xml:space="preserve">Map: </w:t>
       </w:r>
-      <w:hyperlink w:history="1" r:id="rIdhuxoiymbkvgktwuv-6n3q">
+      <w:hyperlink w:history="1" r:id="rIdokq8nea9jv8qb3gbjl8kf">
         <w:r>
           <w:rPr>
             <w:color w:val="0A4FA8"/>
@@ -307,7 +307,7 @@
         </w:numPr>
         <w:spacing w:after="60"/>
       </w:pPr>
-      <w:hyperlink w:history="1" r:id="rIde6pe8zw0ou9tnjm9kkk2b">
+      <w:hyperlink w:history="1" r:id="rId9vndbflxuod5ibnq1hnqn">
         <w:r>
           <w:rPr>
             <w:color w:val="0A4FA8"/>
@@ -329,7 +329,7 @@
         </w:numPr>
         <w:spacing w:after="60"/>
       </w:pPr>
-      <w:hyperlink w:history="1" r:id="rId3zrs5xjt5z4ryfc0pgfh7">
+      <w:hyperlink w:history="1" r:id="rId5zruroaaip8y4c-j9o9ga">
         <w:r>
           <w:rPr>
             <w:color w:val="0A4FA8"/>
@@ -351,7 +351,7 @@
         </w:numPr>
         <w:spacing w:after="60"/>
       </w:pPr>
-      <w:hyperlink w:history="1" r:id="rIdid25qt2pnydsh2tltf-xf">
+      <w:hyperlink w:history="1" r:id="rIdxjsfcri0qtrlwkjjxj3_u">
         <w:r>
           <w:rPr>
             <w:color w:val="0A4FA8"/>

--- a/resources/dist/sheets/revolutionary-battles-1775-1776-teacher-notes-en.docx
+++ b/resources/dist/sheets/revolutionary-battles-1775-1776-teacher-notes-en.docx
@@ -45,7 +45,7 @@
         </w:rPr>
         <w:t xml:space="preserve">Map: </w:t>
       </w:r>
-      <w:hyperlink w:history="1" r:id="rIdokq8nea9jv8qb3gbjl8kf">
+      <w:hyperlink w:history="1" r:id="rIdvzezz8u6aqoew4uvz6t9f">
         <w:r>
           <w:rPr>
             <w:color w:val="0A4FA8"/>
@@ -307,7 +307,7 @@
         </w:numPr>
         <w:spacing w:after="60"/>
       </w:pPr>
-      <w:hyperlink w:history="1" r:id="rId9vndbflxuod5ibnq1hnqn">
+      <w:hyperlink w:history="1" r:id="rId7qnnnbzvpiktezwya7sin">
         <w:r>
           <w:rPr>
             <w:color w:val="0A4FA8"/>
@@ -329,7 +329,7 @@
         </w:numPr>
         <w:spacing w:after="60"/>
       </w:pPr>
-      <w:hyperlink w:history="1" r:id="rId5zruroaaip8y4c-j9o9ga">
+      <w:hyperlink w:history="1" r:id="rIdpvafdtxeywl1gygcyy7kb">
         <w:r>
           <w:rPr>
             <w:color w:val="0A4FA8"/>
@@ -351,7 +351,7 @@
         </w:numPr>
         <w:spacing w:after="60"/>
       </w:pPr>
-      <w:hyperlink w:history="1" r:id="rIdxjsfcri0qtrlwkjjxj3_u">
+      <w:hyperlink w:history="1" r:id="rIdvm4bguntseqhewrmyktvm">
         <w:r>
           <w:rPr>
             <w:color w:val="0A4FA8"/>
